--- a/docs/studyguides/determinants.docx
+++ b/docs/studyguides/determinants.docx
@@ -46,7 +46,7 @@
         <w:t xml:space="preserve">Before reading this guide, you should have a solid understanding of matrix operations, including addition, scalar multiplication, and matrix multiplication. You should also be comfortable with rows, columns, and square matrices.</w:t>
       </w:r>
     </w:p>
-    <w:bookmarkStart w:id="23" w:name="what-is-a-determinant"/>
+    <w:bookmarkStart w:id="12" w:name="what-is-a-determinant"/>
     <w:p>
       <w:pPr>
         <w:pStyle w:val="Heading1"/>
@@ -109,19 +109,21 @@
         <m:r>
           <m:t>t</m:t>
         </m:r>
-        <m:d>
-          <m:dPr>
-            <m:begChr m:val="("/>
-            <m:sepChr m:val=""/>
-            <m:endChr m:val=")"/>
-            <m:grow/>
-          </m:dPr>
-          <m:e>
-            <m:r>
-              <m:t>A</m:t>
-            </m:r>
-          </m:e>
-        </m:d>
+        <m:r>
+          <m:rPr>
+            <m:sty m:val="p"/>
+          </m:rPr>
+          <m:t>(</m:t>
+        </m:r>
+        <m:r>
+          <m:t>A</m:t>
+        </m:r>
+        <m:r>
+          <m:rPr>
+            <m:sty m:val="p"/>
+          </m:rPr>
+          <m:t>)</m:t>
+        </m:r>
       </m:oMath>
       <w:r>
         <w:t xml:space="preserve"> </w:t>
@@ -133,19 +135,21 @@
         <w:t xml:space="preserve"> </w:t>
       </w:r>
       <m:oMath>
-        <m:d>
-          <m:dPr>
-            <m:begChr m:val="|"/>
-            <m:sepChr m:val=""/>
-            <m:endChr m:val="|"/>
-            <m:grow/>
-          </m:dPr>
-          <m:e>
-            <m:r>
-              <m:t>A</m:t>
-            </m:r>
-          </m:e>
-        </m:d>
+        <m:r>
+          <m:rPr>
+            <m:sty m:val="p"/>
+          </m:rPr>
+          <m:t>|</m:t>
+        </m:r>
+        <m:r>
+          <m:t>A</m:t>
+        </m:r>
+        <m:r>
+          <m:rPr>
+            <m:sty m:val="p"/>
+          </m:rPr>
+          <m:t>|</m:t>
+        </m:r>
       </m:oMath>
       <w:r>
         <w:t xml:space="preserve">, is a single number that describes important features of the linear transformation represented by the matrix. One of the most important uses of the determinant is determining whether a matrix is invertible. If</w:t>
@@ -163,19 +167,21 @@
         <m:r>
           <m:t>t</m:t>
         </m:r>
-        <m:d>
-          <m:dPr>
-            <m:begChr m:val="("/>
-            <m:sepChr m:val=""/>
-            <m:endChr m:val=")"/>
-            <m:grow/>
-          </m:dPr>
-          <m:e>
-            <m:r>
-              <m:t>A</m:t>
-            </m:r>
-          </m:e>
-        </m:d>
+        <m:r>
+          <m:rPr>
+            <m:sty m:val="p"/>
+          </m:rPr>
+          <m:t>(</m:t>
+        </m:r>
+        <m:r>
+          <m:t>A</m:t>
+        </m:r>
+        <m:r>
+          <m:rPr>
+            <m:sty m:val="p"/>
+          </m:rPr>
+          <m:t>)</m:t>
+        </m:r>
         <m:r>
           <m:rPr>
             <m:sty m:val="p"/>
@@ -202,19 +208,21 @@
         <m:r>
           <m:t>t</m:t>
         </m:r>
-        <m:d>
-          <m:dPr>
-            <m:begChr m:val="("/>
-            <m:sepChr m:val=""/>
-            <m:endChr m:val=")"/>
-            <m:grow/>
-          </m:dPr>
-          <m:e>
-            <m:r>
-              <m:t>A</m:t>
-            </m:r>
-          </m:e>
-        </m:d>
+        <m:r>
+          <m:rPr>
+            <m:sty m:val="p"/>
+          </m:rPr>
+          <m:t>(</m:t>
+        </m:r>
+        <m:r>
+          <m:t>A</m:t>
+        </m:r>
+        <m:r>
+          <m:rPr>
+            <m:sty m:val="p"/>
+          </m:rPr>
+          <m:t>)</m:t>
+        </m:r>
         <m:r>
           <m:rPr>
             <m:sty m:val="p"/>
@@ -249,19 +257,21 @@
         <m:r>
           <m:t>t</m:t>
         </m:r>
-        <m:d>
-          <m:dPr>
-            <m:begChr m:val="("/>
-            <m:sepChr m:val=""/>
-            <m:endChr m:val=")"/>
-            <m:grow/>
-          </m:dPr>
-          <m:e>
-            <m:r>
-              <m:t>A</m:t>
-            </m:r>
-          </m:e>
-        </m:d>
+        <m:r>
+          <m:rPr>
+            <m:sty m:val="p"/>
+          </m:rPr>
+          <m:t>(</m:t>
+        </m:r>
+        <m:r>
+          <m:t>A</m:t>
+        </m:r>
+        <m:r>
+          <m:rPr>
+            <m:sty m:val="p"/>
+          </m:rPr>
+          <m:t>)</m:t>
+        </m:r>
         <m:r>
           <m:rPr>
             <m:sty m:val="p"/>
@@ -317,18 +327,18 @@
                 <wp:inline>
                   <wp:extent cx="152400" cy="152400"/>
                   <wp:effectExtent b="0" l="0" r="0" t="0"/>
-                  <wp:docPr descr="" title="" id="21" name="Picture"/>
+                  <wp:docPr descr="" title="" id="10" name="Picture"/>
                   <a:graphic>
                     <a:graphicData uri="http://schemas.openxmlformats.org/drawingml/2006/picture">
                       <pic:pic>
                         <pic:nvPicPr>
-                          <pic:cNvPr descr="/Applications/quarto/share/formats/docx/warning.png" id="22" name="Picture"/>
+                          <pic:cNvPr descr="/Applications/quarto/share/formats/docx/warning.png" id="11" name="Picture"/>
                           <pic:cNvPicPr>
                             <a:picLocks noChangeArrowheads="1" noChangeAspect="1"/>
                           </pic:cNvPicPr>
                         </pic:nvPicPr>
                         <pic:blipFill>
-                          <a:blip r:embed="rId20"/>
+                          <a:blip r:embed="rId9"/>
                           <a:stretch>
                             <a:fillRect/>
                           </a:stretch>
@@ -408,8 +418,8 @@
         </w:tc>
       </w:tr>
     </w:tbl>
-    <w:bookmarkEnd w:id="23"/>
-    <w:bookmarkStart w:id="32" w:name="Xf9843d759ffb1db9935904aeec7021e463ab917"/>
+    <w:bookmarkEnd w:id="12"/>
+    <w:bookmarkStart w:id="21" w:name="Xf9843d759ffb1db9935904aeec7021e463ab917"/>
     <w:p>
       <w:pPr>
         <w:pStyle w:val="Heading1"/>
@@ -439,7 +449,7 @@
         <w:t xml:space="preserve">. Although not strictly necessary, these methods save time compared to the general cofactor expansion used for larger matrices.</w:t>
       </w:r>
     </w:p>
-    <w:bookmarkStart w:id="27" w:name="determinants-of-a-22-matrix"/>
+    <w:bookmarkStart w:id="16" w:name="determinants-of-a-22-matrix"/>
     <w:p>
       <w:pPr>
         <w:pStyle w:val="Heading2"/>
@@ -560,19 +570,21 @@
             </m:rPr>
             <m:t>det</m:t>
           </m:r>
-          <m:d>
-            <m:dPr>
-              <m:begChr m:val="("/>
-              <m:sepChr m:val=""/>
-              <m:endChr m:val=")"/>
-              <m:grow/>
-            </m:dPr>
-            <m:e>
-              <m:r>
-                <m:t>A</m:t>
-              </m:r>
-            </m:e>
-          </m:d>
+          <m:r>
+            <m:rPr>
+              <m:sty m:val="p"/>
+            </m:rPr>
+            <m:t>(</m:t>
+          </m:r>
+          <m:r>
+            <m:t>A</m:t>
+          </m:r>
+          <m:r>
+            <m:rPr>
+              <m:sty m:val="p"/>
+            </m:rPr>
+            <m:t>)</m:t>
+          </m:r>
           <m:r>
             <m:rPr>
               <m:sty m:val="p"/>
@@ -646,18 +658,18 @@
                 <wp:inline>
                   <wp:extent cx="152400" cy="152400"/>
                   <wp:effectExtent b="0" l="0" r="0" t="0"/>
-                  <wp:docPr descr="" title="" id="25" name="Picture"/>
+                  <wp:docPr descr="" title="" id="14" name="Picture"/>
                   <a:graphic>
                     <a:graphicData uri="http://schemas.openxmlformats.org/drawingml/2006/picture">
                       <pic:pic>
                         <pic:nvPicPr>
-                          <pic:cNvPr descr="/Applications/quarto/share/formats/docx/note.png" id="26" name="Picture"/>
+                          <pic:cNvPr descr="/Applications/quarto/share/formats/docx/note.png" id="15" name="Picture"/>
                           <pic:cNvPicPr>
                             <a:picLocks noChangeArrowheads="1" noChangeAspect="1"/>
                           </pic:cNvPicPr>
                         </pic:nvPicPr>
                         <pic:blipFill>
-                          <a:blip r:embed="rId24"/>
+                          <a:blip r:embed="rId13"/>
                           <a:stretch>
                             <a:fillRect/>
                           </a:stretch>
@@ -958,19 +970,21 @@
                   </m:rPr>
                   <m:t>det</m:t>
                 </m:r>
-                <m:d>
-                  <m:dPr>
-                    <m:begChr m:val="("/>
-                    <m:sepChr m:val=""/>
-                    <m:endChr m:val=")"/>
-                    <m:grow/>
-                  </m:dPr>
-                  <m:e>
-                    <m:r>
-                      <m:t>A</m:t>
-                    </m:r>
-                  </m:e>
-                </m:d>
+                <m:r>
+                  <m:rPr>
+                    <m:sty m:val="p"/>
+                  </m:rPr>
+                  <m:t>(</m:t>
+                </m:r>
+                <m:r>
+                  <m:t>A</m:t>
+                </m:r>
+                <m:r>
+                  <m:rPr>
+                    <m:sty m:val="p"/>
+                  </m:rPr>
+                  <m:t>)</m:t>
+                </m:r>
                 <m:r>
                   <m:rPr>
                     <m:sty m:val="p"/>
@@ -986,8 +1000,8 @@
         </w:tc>
       </w:tr>
     </w:tbl>
-    <w:bookmarkEnd w:id="27"/>
-    <w:bookmarkStart w:id="31" w:name="determinants-of-a-33-matrix"/>
+    <w:bookmarkEnd w:id="16"/>
+    <w:bookmarkStart w:id="20" w:name="determinants-of-a-33-matrix"/>
     <w:p>
       <w:pPr>
         <w:pStyle w:val="Heading2"/>
@@ -996,7 +1010,7 @@
         <w:t xml:space="preserve">Determinants of a 3×3 Matrix</w:t>
       </w:r>
     </w:p>
-    <w:bookmarkStart w:id="30" w:name="sarrus-rule"/>
+    <w:bookmarkStart w:id="19" w:name="sarrus-rule"/>
     <w:p>
       <w:pPr>
         <w:pStyle w:val="Heading3"/>
@@ -1150,129 +1164,135 @@
             </m:rPr>
             <m:t>det</m:t>
           </m:r>
-          <m:d>
-            <m:dPr>
-              <m:begChr m:val="("/>
-              <m:sepChr m:val=""/>
-              <m:endChr m:val=")"/>
-              <m:grow/>
-            </m:dPr>
-            <m:e>
-              <m:r>
-                <m:t>A</m:t>
-              </m:r>
-            </m:e>
-          </m:d>
+          <m:r>
+            <m:rPr>
+              <m:sty m:val="p"/>
+            </m:rPr>
+            <m:t>(</m:t>
+          </m:r>
+          <m:r>
+            <m:t>A</m:t>
+          </m:r>
+          <m:r>
+            <m:rPr>
+              <m:sty m:val="p"/>
+            </m:rPr>
+            <m:t>)</m:t>
+          </m:r>
           <m:r>
             <m:rPr>
               <m:sty m:val="p"/>
             </m:rPr>
             <m:t>=</m:t>
           </m:r>
-          <m:d>
-            <m:dPr>
-              <m:begChr m:val="("/>
-              <m:sepChr m:val=""/>
-              <m:endChr m:val=")"/>
-              <m:grow/>
-            </m:dPr>
-            <m:e>
-              <m:r>
-                <m:t>a</m:t>
-              </m:r>
-              <m:r>
-                <m:t>e</m:t>
-              </m:r>
-              <m:r>
-                <m:t>i</m:t>
-              </m:r>
-              <m:r>
-                <m:rPr>
-                  <m:sty m:val="p"/>
-                </m:rPr>
-                <m:t>+</m:t>
-              </m:r>
-              <m:r>
-                <m:t>b</m:t>
-              </m:r>
-              <m:r>
-                <m:t>f</m:t>
-              </m:r>
-              <m:r>
-                <m:t>g</m:t>
-              </m:r>
-              <m:r>
-                <m:rPr>
-                  <m:sty m:val="p"/>
-                </m:rPr>
-                <m:t>+</m:t>
-              </m:r>
-              <m:r>
-                <m:t>c</m:t>
-              </m:r>
-              <m:r>
-                <m:t>d</m:t>
-              </m:r>
-              <m:r>
-                <m:t>h</m:t>
-              </m:r>
-            </m:e>
-          </m:d>
+          <m:r>
+            <m:rPr>
+              <m:sty m:val="p"/>
+            </m:rPr>
+            <m:t>(</m:t>
+          </m:r>
+          <m:r>
+            <m:t>a</m:t>
+          </m:r>
+          <m:r>
+            <m:t>e</m:t>
+          </m:r>
+          <m:r>
+            <m:t>i</m:t>
+          </m:r>
+          <m:r>
+            <m:rPr>
+              <m:sty m:val="p"/>
+            </m:rPr>
+            <m:t>+</m:t>
+          </m:r>
+          <m:r>
+            <m:t>b</m:t>
+          </m:r>
+          <m:r>
+            <m:t>f</m:t>
+          </m:r>
+          <m:r>
+            <m:t>g</m:t>
+          </m:r>
+          <m:r>
+            <m:rPr>
+              <m:sty m:val="p"/>
+            </m:rPr>
+            <m:t>+</m:t>
+          </m:r>
+          <m:r>
+            <m:t>c</m:t>
+          </m:r>
+          <m:r>
+            <m:t>d</m:t>
+          </m:r>
+          <m:r>
+            <m:t>h</m:t>
+          </m:r>
+          <m:r>
+            <m:rPr>
+              <m:sty m:val="p"/>
+            </m:rPr>
+            <m:t>)</m:t>
+          </m:r>
           <m:r>
             <m:rPr>
               <m:sty m:val="p"/>
             </m:rPr>
             <m:t>−</m:t>
           </m:r>
-          <m:d>
-            <m:dPr>
-              <m:begChr m:val="("/>
-              <m:sepChr m:val=""/>
-              <m:endChr m:val=")"/>
-              <m:grow/>
-            </m:dPr>
-            <m:e>
-              <m:r>
-                <m:t>c</m:t>
-              </m:r>
-              <m:r>
-                <m:t>e</m:t>
-              </m:r>
-              <m:r>
-                <m:t>g</m:t>
-              </m:r>
-              <m:r>
-                <m:rPr>
-                  <m:sty m:val="p"/>
-                </m:rPr>
-                <m:t>+</m:t>
-              </m:r>
-              <m:r>
-                <m:t>b</m:t>
-              </m:r>
-              <m:r>
-                <m:t>d</m:t>
-              </m:r>
-              <m:r>
-                <m:t>i</m:t>
-              </m:r>
-              <m:r>
-                <m:rPr>
-                  <m:sty m:val="p"/>
-                </m:rPr>
-                <m:t>+</m:t>
-              </m:r>
-              <m:r>
-                <m:t>a</m:t>
-              </m:r>
-              <m:r>
-                <m:t>f</m:t>
-              </m:r>
-              <m:r>
-                <m:t>h</m:t>
-              </m:r>
-            </m:e>
-          </m:d>
+          <m:r>
+            <m:rPr>
+              <m:sty m:val="p"/>
+            </m:rPr>
+            <m:t>(</m:t>
+          </m:r>
+          <m:r>
+            <m:t>c</m:t>
+          </m:r>
+          <m:r>
+            <m:t>e</m:t>
+          </m:r>
+          <m:r>
+            <m:t>g</m:t>
+          </m:r>
+          <m:r>
+            <m:rPr>
+              <m:sty m:val="p"/>
+            </m:rPr>
+            <m:t>+</m:t>
+          </m:r>
+          <m:r>
+            <m:t>b</m:t>
+          </m:r>
+          <m:r>
+            <m:t>d</m:t>
+          </m:r>
+          <m:r>
+            <m:t>i</m:t>
+          </m:r>
+          <m:r>
+            <m:rPr>
+              <m:sty m:val="p"/>
+            </m:rPr>
+            <m:t>+</m:t>
+          </m:r>
+          <m:r>
+            <m:t>a</m:t>
+          </m:r>
+          <m:r>
+            <m:t>f</m:t>
+          </m:r>
+          <m:r>
+            <m:t>h</m:t>
+          </m:r>
+          <m:r>
+            <m:rPr>
+              <m:sty m:val="p"/>
+            </m:rPr>
+            <m:t>)</m:t>
+          </m:r>
           <m:r>
             <m:rPr>
               <m:sty m:val="p"/>
@@ -1322,18 +1342,18 @@
                 <wp:inline>
                   <wp:extent cx="152400" cy="152400"/>
                   <wp:effectExtent b="0" l="0" r="0" t="0"/>
-                  <wp:docPr descr="" title="" id="28" name="Picture"/>
+                  <wp:docPr descr="" title="" id="17" name="Picture"/>
                   <a:graphic>
                     <a:graphicData uri="http://schemas.openxmlformats.org/drawingml/2006/picture">
                       <pic:pic>
                         <pic:nvPicPr>
-                          <pic:cNvPr descr="/Applications/quarto/share/formats/docx/note.png" id="29" name="Picture"/>
+                          <pic:cNvPr descr="/Applications/quarto/share/formats/docx/note.png" id="18" name="Picture"/>
                           <pic:cNvPicPr>
                             <a:picLocks noChangeArrowheads="1" noChangeAspect="1"/>
                           </pic:cNvPicPr>
                         </pic:nvPicPr>
                         <pic:blipFill>
-                          <a:blip r:embed="rId24"/>
+                          <a:blip r:embed="rId13"/>
                           <a:stretch>
                             <a:fillRect/>
                           </a:stretch>
@@ -1867,19 +1887,21 @@
                   </m:rPr>
                   <m:t>det</m:t>
                 </m:r>
-                <m:d>
-                  <m:dPr>
-                    <m:begChr m:val="("/>
-                    <m:sepChr m:val=""/>
-                    <m:endChr m:val=")"/>
-                    <m:grow/>
-                  </m:dPr>
-                  <m:e>
-                    <m:r>
-                      <m:t>A</m:t>
-                    </m:r>
-                  </m:e>
-                </m:d>
+                <m:r>
+                  <m:rPr>
+                    <m:sty m:val="p"/>
+                  </m:rPr>
+                  <m:t>(</m:t>
+                </m:r>
+                <m:r>
+                  <m:t>A</m:t>
+                </m:r>
+                <m:r>
+                  <m:rPr>
+                    <m:sty m:val="p"/>
+                  </m:rPr>
+                  <m:t>)</m:t>
+                </m:r>
                 <m:r>
                   <m:rPr>
                     <m:sty m:val="p"/>
@@ -1943,19 +1965,21 @@
                   </m:rPr>
                   <m:t>det</m:t>
                 </m:r>
-                <m:d>
-                  <m:dPr>
-                    <m:begChr m:val="("/>
-                    <m:sepChr m:val=""/>
-                    <m:endChr m:val=")"/>
-                    <m:grow/>
-                  </m:dPr>
-                  <m:e>
-                    <m:r>
-                      <m:t>A</m:t>
-                    </m:r>
-                  </m:e>
-                </m:d>
+                <m:r>
+                  <m:rPr>
+                    <m:sty m:val="p"/>
+                  </m:rPr>
+                  <m:t>(</m:t>
+                </m:r>
+                <m:r>
+                  <m:t>A</m:t>
+                </m:r>
+                <m:r>
+                  <m:rPr>
+                    <m:sty m:val="p"/>
+                  </m:rPr>
+                  <m:t>)</m:t>
+                </m:r>
                 <m:r>
                   <m:rPr>
                     <m:sty m:val="p"/>
@@ -1971,10 +1995,10 @@
         </w:tc>
       </w:tr>
     </w:tbl>
-    <w:bookmarkEnd w:id="30"/>
-    <w:bookmarkEnd w:id="31"/>
-    <w:bookmarkEnd w:id="32"/>
-    <w:bookmarkStart w:id="53" w:name="cofactor-expansion-for-all-matrices"/>
+    <w:bookmarkEnd w:id="19"/>
+    <w:bookmarkEnd w:id="20"/>
+    <w:bookmarkEnd w:id="21"/>
+    <w:bookmarkStart w:id="42" w:name="cofactor-expansion-for-all-matrices"/>
     <w:p>
       <w:pPr>
         <w:pStyle w:val="Heading1"/>
@@ -2447,27 +2471,29 @@
             </m:rPr>
             <m:t>=</m:t>
           </m:r>
+          <m:r>
+            <m:rPr>
+              <m:sty m:val="p"/>
+            </m:rPr>
+            <m:t>(</m:t>
+          </m:r>
+          <m:r>
+            <m:rPr>
+              <m:sty m:val="p"/>
+            </m:rPr>
+            <m:t>−</m:t>
+          </m:r>
+          <m:r>
+            <m:t>1</m:t>
+          </m:r>
           <m:sSup>
             <m:e>
-              <m:d>
-                <m:dPr>
-                  <m:begChr m:val="("/>
-                  <m:sepChr m:val=""/>
-                  <m:endChr m:val=")"/>
-                  <m:grow/>
-                </m:dPr>
-                <m:e>
-                  <m:r>
-                    <m:rPr>
-                      <m:sty m:val="p"/>
-                    </m:rPr>
-                    <m:t>−</m:t>
-                  </m:r>
-                  <m:r>
-                    <m:t>1</m:t>
-                  </m:r>
-                </m:e>
-              </m:d>
+              <m:r>
+                <m:rPr>
+                  <m:sty m:val="p"/>
+                </m:rPr>
+                <m:t>)</m:t>
+              </m:r>
             </m:e>
             <m:sup>
               <m:r>
@@ -2487,31 +2513,33 @@
           <m:r>
             <m:t> </m:t>
           </m:r>
-          <m:d>
-            <m:dPr>
-              <m:begChr m:val="|"/>
-              <m:sepChr m:val=""/>
-              <m:endChr m:val="|"/>
-              <m:grow/>
-            </m:dPr>
+          <m:r>
+            <m:rPr>
+              <m:sty m:val="p"/>
+            </m:rPr>
+            <m:t>|</m:t>
+          </m:r>
+          <m:sSub>
             <m:e>
-              <m:sSub>
-                <m:e>
-                  <m:r>
-                    <m:t>M</m:t>
-                  </m:r>
-                </m:e>
-                <m:sub>
-                  <m:r>
-                    <m:t>i</m:t>
-                  </m:r>
-                  <m:r>
-                    <m:t>j</m:t>
-                  </m:r>
-                </m:sub>
-              </m:sSub>
+              <m:r>
+                <m:t>M</m:t>
+              </m:r>
             </m:e>
-          </m:d>
+            <m:sub>
+              <m:r>
+                <m:t>i</m:t>
+              </m:r>
+              <m:r>
+                <m:t>j</m:t>
+              </m:r>
+            </m:sub>
+          </m:sSub>
+          <m:r>
+            <m:rPr>
+              <m:sty m:val="p"/>
+            </m:rPr>
+            <m:t>|</m:t>
+          </m:r>
           <m:r>
             <m:rPr>
               <m:sty m:val="p"/>
@@ -2532,31 +2560,33 @@
         <w:t xml:space="preserve"> </w:t>
       </w:r>
       <m:oMath>
-        <m:d>
-          <m:dPr>
-            <m:begChr m:val="|"/>
-            <m:sepChr m:val=""/>
-            <m:endChr m:val="|"/>
-            <m:grow/>
-          </m:dPr>
+        <m:r>
+          <m:rPr>
+            <m:sty m:val="p"/>
+          </m:rPr>
+          <m:t>|</m:t>
+        </m:r>
+        <m:sSub>
           <m:e>
-            <m:sSub>
-              <m:e>
-                <m:r>
-                  <m:t>M</m:t>
-                </m:r>
-              </m:e>
-              <m:sub>
-                <m:r>
-                  <m:t>i</m:t>
-                </m:r>
-                <m:r>
-                  <m:t>j</m:t>
-                </m:r>
-              </m:sub>
-            </m:sSub>
+            <m:r>
+              <m:t>M</m:t>
+            </m:r>
           </m:e>
-        </m:d>
+          <m:sub>
+            <m:r>
+              <m:t>i</m:t>
+            </m:r>
+            <m:r>
+              <m:t>j</m:t>
+            </m:r>
+          </m:sub>
+        </m:sSub>
+        <m:r>
+          <m:rPr>
+            <m:sty m:val="p"/>
+          </m:rPr>
+          <m:t>|</m:t>
+        </m:r>
       </m:oMath>
       <w:r>
         <w:t xml:space="preserve"> </w:t>
@@ -2644,19 +2674,21 @@
             </m:rPr>
             <m:t>det</m:t>
           </m:r>
-          <m:d>
-            <m:dPr>
-              <m:begChr m:val="("/>
-              <m:sepChr m:val=""/>
-              <m:endChr m:val=")"/>
-              <m:grow/>
-            </m:dPr>
-            <m:e>
-              <m:r>
-                <m:t>A</m:t>
-              </m:r>
-            </m:e>
-          </m:d>
+          <m:r>
+            <m:rPr>
+              <m:sty m:val="p"/>
+            </m:rPr>
+            <m:t>(</m:t>
+          </m:r>
+          <m:r>
+            <m:t>A</m:t>
+          </m:r>
+          <m:r>
+            <m:rPr>
+              <m:sty m:val="p"/>
+            </m:rPr>
+            <m:t>)</m:t>
+          </m:r>
           <m:r>
             <m:rPr>
               <m:sty m:val="p"/>
@@ -2773,19 +2805,21 @@
             </m:rPr>
             <m:t>det</m:t>
           </m:r>
-          <m:d>
-            <m:dPr>
-              <m:begChr m:val="("/>
-              <m:sepChr m:val=""/>
-              <m:endChr m:val=")"/>
-              <m:grow/>
-            </m:dPr>
-            <m:e>
-              <m:r>
-                <m:t>A</m:t>
-              </m:r>
-            </m:e>
-          </m:d>
+          <m:r>
+            <m:rPr>
+              <m:sty m:val="p"/>
+            </m:rPr>
+            <m:t>(</m:t>
+          </m:r>
+          <m:r>
+            <m:t>A</m:t>
+          </m:r>
+          <m:r>
+            <m:rPr>
+              <m:sty m:val="p"/>
+            </m:rPr>
+            <m:t>)</m:t>
+          </m:r>
           <m:r>
             <m:rPr>
               <m:sty m:val="p"/>
@@ -2819,45 +2853,47 @@
               </m:r>
             </m:sup>
             <m:e>
-              <m:sSup>
-                <m:e>
-                  <m:d>
-                    <m:dPr>
-                      <m:begChr m:val="("/>
-                      <m:sepChr m:val=""/>
-                      <m:endChr m:val=")"/>
-                      <m:grow/>
-                    </m:dPr>
-                    <m:e>
-                      <m:r>
-                        <m:rPr>
-                          <m:sty m:val="p"/>
-                        </m:rPr>
-                        <m:t>−</m:t>
-                      </m:r>
-                      <m:r>
-                        <m:t>1</m:t>
-                      </m:r>
-                    </m:e>
-                  </m:d>
-                </m:e>
-                <m:sup>
-                  <m:r>
-                    <m:t>i</m:t>
-                  </m:r>
-                  <m:r>
-                    <m:rPr>
-                      <m:sty m:val="p"/>
-                    </m:rPr>
-                    <m:t>+</m:t>
-                  </m:r>
-                  <m:r>
-                    <m:t>j</m:t>
-                  </m:r>
-                </m:sup>
-              </m:sSup>
+              <m:r>
+                <m:rPr>
+                  <m:sty m:val="p"/>
+                </m:rPr>
+                <m:t>(</m:t>
+              </m:r>
             </m:e>
           </m:nary>
+          <m:r>
+            <m:rPr>
+              <m:sty m:val="p"/>
+            </m:rPr>
+            <m:t>−</m:t>
+          </m:r>
+          <m:r>
+            <m:t>1</m:t>
+          </m:r>
+          <m:sSup>
+            <m:e>
+              <m:r>
+                <m:rPr>
+                  <m:sty m:val="p"/>
+                </m:rPr>
+                <m:t>)</m:t>
+              </m:r>
+            </m:e>
+            <m:sup>
+              <m:r>
+                <m:t>i</m:t>
+              </m:r>
+              <m:r>
+                <m:rPr>
+                  <m:sty m:val="p"/>
+                </m:rPr>
+                <m:t>+</m:t>
+              </m:r>
+              <m:r>
+                <m:t>j</m:t>
+              </m:r>
+            </m:sup>
+          </m:sSup>
           <m:r>
             <m:rPr>
               <m:sty m:val="p"/>
@@ -2930,31 +2966,33 @@
             </m:rPr>
             <m:t>⋅</m:t>
           </m:r>
-          <m:d>
-            <m:dPr>
-              <m:begChr m:val="|"/>
-              <m:sepChr m:val=""/>
-              <m:endChr m:val="|"/>
-              <m:grow/>
-            </m:dPr>
+          <m:r>
+            <m:rPr>
+              <m:sty m:val="p"/>
+            </m:rPr>
+            <m:t>|</m:t>
+          </m:r>
+          <m:sSub>
             <m:e>
-              <m:sSub>
-                <m:e>
-                  <m:r>
-                    <m:t>M</m:t>
-                  </m:r>
-                </m:e>
-                <m:sub>
-                  <m:r>
-                    <m:t>i</m:t>
-                  </m:r>
-                  <m:r>
-                    <m:t>j</m:t>
-                  </m:r>
-                </m:sub>
-              </m:sSub>
+              <m:r>
+                <m:t>M</m:t>
+              </m:r>
             </m:e>
-          </m:d>
+            <m:sub>
+              <m:r>
+                <m:t>i</m:t>
+              </m:r>
+              <m:r>
+                <m:t>j</m:t>
+              </m:r>
+            </m:sub>
+          </m:sSub>
+          <m:r>
+            <m:rPr>
+              <m:sty m:val="p"/>
+            </m:rPr>
+            <m:t>|</m:t>
+          </m:r>
         </m:oMath>
       </m:oMathPara>
     </w:p>
@@ -2981,19 +3019,21 @@
             </m:rPr>
             <m:t>det</m:t>
           </m:r>
-          <m:d>
-            <m:dPr>
-              <m:begChr m:val="("/>
-              <m:sepChr m:val=""/>
-              <m:endChr m:val=")"/>
-              <m:grow/>
-            </m:dPr>
-            <m:e>
-              <m:r>
-                <m:t>A</m:t>
-              </m:r>
-            </m:e>
-          </m:d>
+          <m:r>
+            <m:rPr>
+              <m:sty m:val="p"/>
+            </m:rPr>
+            <m:t>(</m:t>
+          </m:r>
+          <m:r>
+            <m:t>A</m:t>
+          </m:r>
+          <m:r>
+            <m:rPr>
+              <m:sty m:val="p"/>
+            </m:rPr>
+            <m:t>)</m:t>
+          </m:r>
           <m:r>
             <m:rPr>
               <m:sty m:val="p"/>
@@ -3027,45 +3067,47 @@
               </m:r>
             </m:sup>
             <m:e>
-              <m:sSup>
-                <m:e>
-                  <m:d>
-                    <m:dPr>
-                      <m:begChr m:val="("/>
-                      <m:sepChr m:val=""/>
-                      <m:endChr m:val=")"/>
-                      <m:grow/>
-                    </m:dPr>
-                    <m:e>
-                      <m:r>
-                        <m:rPr>
-                          <m:sty m:val="p"/>
-                        </m:rPr>
-                        <m:t>−</m:t>
-                      </m:r>
-                      <m:r>
-                        <m:t>1</m:t>
-                      </m:r>
-                    </m:e>
-                  </m:d>
-                </m:e>
-                <m:sup>
-                  <m:r>
-                    <m:t>i</m:t>
-                  </m:r>
-                  <m:r>
-                    <m:rPr>
-                      <m:sty m:val="p"/>
-                    </m:rPr>
-                    <m:t>+</m:t>
-                  </m:r>
-                  <m:r>
-                    <m:t>j</m:t>
-                  </m:r>
-                </m:sup>
-              </m:sSup>
+              <m:r>
+                <m:rPr>
+                  <m:sty m:val="p"/>
+                </m:rPr>
+                <m:t>(</m:t>
+              </m:r>
             </m:e>
           </m:nary>
+          <m:r>
+            <m:rPr>
+              <m:sty m:val="p"/>
+            </m:rPr>
+            <m:t>−</m:t>
+          </m:r>
+          <m:r>
+            <m:t>1</m:t>
+          </m:r>
+          <m:sSup>
+            <m:e>
+              <m:r>
+                <m:rPr>
+                  <m:sty m:val="p"/>
+                </m:rPr>
+                <m:t>)</m:t>
+              </m:r>
+            </m:e>
+            <m:sup>
+              <m:r>
+                <m:t>i</m:t>
+              </m:r>
+              <m:r>
+                <m:rPr>
+                  <m:sty m:val="p"/>
+                </m:rPr>
+                <m:t>+</m:t>
+              </m:r>
+              <m:r>
+                <m:t>j</m:t>
+              </m:r>
+            </m:sup>
+          </m:sSup>
           <m:r>
             <m:rPr>
               <m:sty m:val="p"/>
@@ -3093,31 +3135,33 @@
             </m:rPr>
             <m:t>⋅</m:t>
           </m:r>
-          <m:d>
-            <m:dPr>
-              <m:begChr m:val="|"/>
-              <m:sepChr m:val=""/>
-              <m:endChr m:val="|"/>
-              <m:grow/>
-            </m:dPr>
+          <m:r>
+            <m:rPr>
+              <m:sty m:val="p"/>
+            </m:rPr>
+            <m:t>|</m:t>
+          </m:r>
+          <m:sSub>
             <m:e>
-              <m:sSub>
-                <m:e>
-                  <m:r>
-                    <m:t>M</m:t>
-                  </m:r>
-                </m:e>
-                <m:sub>
-                  <m:r>
-                    <m:t>i</m:t>
-                  </m:r>
-                  <m:r>
-                    <m:t>j</m:t>
-                  </m:r>
-                </m:sub>
-              </m:sSub>
+              <m:r>
+                <m:t>M</m:t>
+              </m:r>
             </m:e>
-          </m:d>
+            <m:sub>
+              <m:r>
+                <m:t>i</m:t>
+              </m:r>
+              <m:r>
+                <m:t>j</m:t>
+              </m:r>
+            </m:sub>
+          </m:sSub>
+          <m:r>
+            <m:rPr>
+              <m:sty m:val="p"/>
+            </m:rPr>
+            <m:t>|</m:t>
+          </m:r>
         </m:oMath>
       </m:oMathPara>
     </w:p>
@@ -3162,18 +3206,18 @@
                 <wp:inline>
                   <wp:extent cx="152400" cy="152400"/>
                   <wp:effectExtent b="0" l="0" r="0" t="0"/>
-                  <wp:docPr descr="" title="" id="34" name="Picture"/>
+                  <wp:docPr descr="" title="" id="23" name="Picture"/>
                   <a:graphic>
                     <a:graphicData uri="http://schemas.openxmlformats.org/drawingml/2006/picture">
                       <pic:pic>
                         <pic:nvPicPr>
-                          <pic:cNvPr descr="/Applications/quarto/share/formats/docx/tip.png" id="35" name="Picture"/>
+                          <pic:cNvPr descr="/Applications/quarto/share/formats/docx/tip.png" id="24" name="Picture"/>
                           <pic:cNvPicPr>
                             <a:picLocks noChangeArrowheads="1" noChangeAspect="1"/>
                           </pic:cNvPicPr>
                         </pic:nvPicPr>
                         <pic:blipFill>
-                          <a:blip r:embed="rId33"/>
+                          <a:blip r:embed="rId22"/>
                           <a:stretch>
                             <a:fillRect/>
                           </a:stretch>
@@ -3524,27 +3568,29 @@
                 <m:jc m:val="center"/>
               </m:oMathParaPr>
               <m:oMath>
+                <m:r>
+                  <m:rPr>
+                    <m:sty m:val="p"/>
+                  </m:rPr>
+                  <m:t>(</m:t>
+                </m:r>
+                <m:r>
+                  <m:rPr>
+                    <m:sty m:val="p"/>
+                  </m:rPr>
+                  <m:t>−</m:t>
+                </m:r>
+                <m:r>
+                  <m:t>1</m:t>
+                </m:r>
                 <m:sSup>
                   <m:e>
-                    <m:d>
-                      <m:dPr>
-                        <m:begChr m:val="("/>
-                        <m:sepChr m:val=""/>
-                        <m:endChr m:val=")"/>
-                        <m:grow/>
-                      </m:dPr>
-                      <m:e>
-                        <m:r>
-                          <m:rPr>
-                            <m:sty m:val="p"/>
-                          </m:rPr>
-                          <m:t>−</m:t>
-                        </m:r>
-                        <m:r>
-                          <m:t>1</m:t>
-                        </m:r>
-                      </m:e>
-                    </m:d>
+                    <m:r>
+                      <m:rPr>
+                        <m:sty m:val="p"/>
+                      </m:rPr>
+                      <m:t>)</m:t>
+                    </m:r>
                   </m:e>
                   <m:sup>
                     <m:r>
@@ -3694,31 +3740,33 @@
                   </m:rPr>
                   <m:t>sign</m:t>
                 </m:r>
-                <m:d>
-                  <m:dPr>
-                    <m:begChr m:val="("/>
-                    <m:sepChr m:val=""/>
-                    <m:endChr m:val=")"/>
-                    <m:grow/>
-                  </m:dPr>
+                <m:r>
+                  <m:rPr>
+                    <m:sty m:val="p"/>
+                  </m:rPr>
+                  <m:t>(</m:t>
+                </m:r>
+                <m:sSub>
                   <m:e>
-                    <m:sSub>
-                      <m:e>
-                        <m:r>
-                          <m:t>a</m:t>
-                        </m:r>
-                      </m:e>
-                      <m:sub>
-                        <m:r>
-                          <m:t>i</m:t>
-                        </m:r>
-                        <m:r>
-                          <m:t>j</m:t>
-                        </m:r>
-                      </m:sub>
-                    </m:sSub>
+                    <m:r>
+                      <m:t>a</m:t>
+                    </m:r>
                   </m:e>
-                </m:d>
+                  <m:sub>
+                    <m:r>
+                      <m:t>i</m:t>
+                    </m:r>
+                    <m:r>
+                      <m:t>j</m:t>
+                    </m:r>
+                  </m:sub>
+                </m:sSub>
+                <m:r>
+                  <m:rPr>
+                    <m:sty m:val="p"/>
+                  </m:rPr>
+                  <m:t>)</m:t>
+                </m:r>
                 <m:r>
                   <m:rPr>
                     <m:sty m:val="p"/>
@@ -3766,27 +3814,29 @@
                       </m:mPr>
                       <m:mr>
                         <m:e>
+                          <m:r>
+                            <m:rPr>
+                              <m:sty m:val="p"/>
+                            </m:rPr>
+                            <m:t>(</m:t>
+                          </m:r>
+                          <m:r>
+                            <m:rPr>
+                              <m:sty m:val="p"/>
+                            </m:rPr>
+                            <m:t>−</m:t>
+                          </m:r>
+                          <m:r>
+                            <m:t>1</m:t>
+                          </m:r>
                           <m:sSup>
                             <m:e>
-                              <m:d>
-                                <m:dPr>
-                                  <m:begChr m:val="("/>
-                                  <m:sepChr m:val=""/>
-                                  <m:endChr m:val=")"/>
-                                  <m:grow/>
-                                </m:dPr>
-                                <m:e>
-                                  <m:r>
-                                    <m:rPr>
-                                      <m:sty m:val="p"/>
-                                    </m:rPr>
-                                    <m:t>−</m:t>
-                                  </m:r>
-                                  <m:r>
-                                    <m:t>1</m:t>
-                                  </m:r>
-                                </m:e>
-                              </m:d>
+                              <m:r>
+                                <m:rPr>
+                                  <m:sty m:val="p"/>
+                                </m:rPr>
+                                <m:t>)</m:t>
+                              </m:r>
                             </m:e>
                             <m:sup>
                               <m:r>
@@ -3805,27 +3855,29 @@
                           </m:sSup>
                         </m:e>
                         <m:e>
+                          <m:r>
+                            <m:rPr>
+                              <m:sty m:val="p"/>
+                            </m:rPr>
+                            <m:t>(</m:t>
+                          </m:r>
+                          <m:r>
+                            <m:rPr>
+                              <m:sty m:val="p"/>
+                            </m:rPr>
+                            <m:t>−</m:t>
+                          </m:r>
+                          <m:r>
+                            <m:t>1</m:t>
+                          </m:r>
                           <m:sSup>
                             <m:e>
-                              <m:d>
-                                <m:dPr>
-                                  <m:begChr m:val="("/>
-                                  <m:sepChr m:val=""/>
-                                  <m:endChr m:val=")"/>
-                                  <m:grow/>
-                                </m:dPr>
-                                <m:e>
-                                  <m:r>
-                                    <m:rPr>
-                                      <m:sty m:val="p"/>
-                                    </m:rPr>
-                                    <m:t>−</m:t>
-                                  </m:r>
-                                  <m:r>
-                                    <m:t>1</m:t>
-                                  </m:r>
-                                </m:e>
-                              </m:d>
+                              <m:r>
+                                <m:rPr>
+                                  <m:sty m:val="p"/>
+                                </m:rPr>
+                                <m:t>)</m:t>
+                              </m:r>
                             </m:e>
                             <m:sup>
                               <m:r>
@@ -3852,27 +3904,29 @@
                           </m:r>
                         </m:e>
                         <m:e>
+                          <m:r>
+                            <m:rPr>
+                              <m:sty m:val="p"/>
+                            </m:rPr>
+                            <m:t>(</m:t>
+                          </m:r>
+                          <m:r>
+                            <m:rPr>
+                              <m:sty m:val="p"/>
+                            </m:rPr>
+                            <m:t>−</m:t>
+                          </m:r>
+                          <m:r>
+                            <m:t>1</m:t>
+                          </m:r>
                           <m:sSup>
                             <m:e>
-                              <m:d>
-                                <m:dPr>
-                                  <m:begChr m:val="("/>
-                                  <m:sepChr m:val=""/>
-                                  <m:endChr m:val=")"/>
-                                  <m:grow/>
-                                </m:dPr>
-                                <m:e>
-                                  <m:r>
-                                    <m:rPr>
-                                      <m:sty m:val="p"/>
-                                    </m:rPr>
-                                    <m:t>−</m:t>
-                                  </m:r>
-                                  <m:r>
-                                    <m:t>1</m:t>
-                                  </m:r>
-                                </m:e>
-                              </m:d>
+                              <m:r>
+                                <m:rPr>
+                                  <m:sty m:val="p"/>
+                                </m:rPr>
+                                <m:t>)</m:t>
+                              </m:r>
                             </m:e>
                             <m:sup>
                               <m:r>
@@ -3893,27 +3947,29 @@
                       </m:mr>
                       <m:mr>
                         <m:e>
+                          <m:r>
+                            <m:rPr>
+                              <m:sty m:val="p"/>
+                            </m:rPr>
+                            <m:t>(</m:t>
+                          </m:r>
+                          <m:r>
+                            <m:rPr>
+                              <m:sty m:val="p"/>
+                            </m:rPr>
+                            <m:t>−</m:t>
+                          </m:r>
+                          <m:r>
+                            <m:t>1</m:t>
+                          </m:r>
                           <m:sSup>
                             <m:e>
-                              <m:d>
-                                <m:dPr>
-                                  <m:begChr m:val="("/>
-                                  <m:sepChr m:val=""/>
-                                  <m:endChr m:val=")"/>
-                                  <m:grow/>
-                                </m:dPr>
-                                <m:e>
-                                  <m:r>
-                                    <m:rPr>
-                                      <m:sty m:val="p"/>
-                                    </m:rPr>
-                                    <m:t>−</m:t>
-                                  </m:r>
-                                  <m:r>
-                                    <m:t>1</m:t>
-                                  </m:r>
-                                </m:e>
-                              </m:d>
+                              <m:r>
+                                <m:rPr>
+                                  <m:sty m:val="p"/>
+                                </m:rPr>
+                                <m:t>)</m:t>
+                              </m:r>
                             </m:e>
                             <m:sup>
                               <m:r>
@@ -3932,27 +3988,29 @@
                           </m:sSup>
                         </m:e>
                         <m:e>
+                          <m:r>
+                            <m:rPr>
+                              <m:sty m:val="p"/>
+                            </m:rPr>
+                            <m:t>(</m:t>
+                          </m:r>
+                          <m:r>
+                            <m:rPr>
+                              <m:sty m:val="p"/>
+                            </m:rPr>
+                            <m:t>−</m:t>
+                          </m:r>
+                          <m:r>
+                            <m:t>1</m:t>
+                          </m:r>
                           <m:sSup>
                             <m:e>
-                              <m:d>
-                                <m:dPr>
-                                  <m:begChr m:val="("/>
-                                  <m:sepChr m:val=""/>
-                                  <m:endChr m:val=")"/>
-                                  <m:grow/>
-                                </m:dPr>
-                                <m:e>
-                                  <m:r>
-                                    <m:rPr>
-                                      <m:sty m:val="p"/>
-                                    </m:rPr>
-                                    <m:t>−</m:t>
-                                  </m:r>
-                                  <m:r>
-                                    <m:t>1</m:t>
-                                  </m:r>
-                                </m:e>
-                              </m:d>
+                              <m:r>
+                                <m:rPr>
+                                  <m:sty m:val="p"/>
+                                </m:rPr>
+                                <m:t>)</m:t>
+                              </m:r>
                             </m:e>
                             <m:sup>
                               <m:r>
@@ -3979,27 +4037,29 @@
                           </m:r>
                         </m:e>
                         <m:e>
+                          <m:r>
+                            <m:rPr>
+                              <m:sty m:val="p"/>
+                            </m:rPr>
+                            <m:t>(</m:t>
+                          </m:r>
+                          <m:r>
+                            <m:rPr>
+                              <m:sty m:val="p"/>
+                            </m:rPr>
+                            <m:t>−</m:t>
+                          </m:r>
+                          <m:r>
+                            <m:t>1</m:t>
+                          </m:r>
                           <m:sSup>
                             <m:e>
-                              <m:d>
-                                <m:dPr>
-                                  <m:begChr m:val="("/>
-                                  <m:sepChr m:val=""/>
-                                  <m:endChr m:val=")"/>
-                                  <m:grow/>
-                                </m:dPr>
-                                <m:e>
-                                  <m:r>
-                                    <m:rPr>
-                                      <m:sty m:val="p"/>
-                                    </m:rPr>
-                                    <m:t>−</m:t>
-                                  </m:r>
-                                  <m:r>
-                                    <m:t>1</m:t>
-                                  </m:r>
-                                </m:e>
-                              </m:d>
+                              <m:r>
+                                <m:rPr>
+                                  <m:sty m:val="p"/>
+                                </m:rPr>
+                                <m:t>)</m:t>
+                              </m:r>
                             </m:e>
                             <m:sup>
                               <m:r>
@@ -4054,27 +4114,29 @@
                       </m:mr>
                       <m:mr>
                         <m:e>
+                          <m:r>
+                            <m:rPr>
+                              <m:sty m:val="p"/>
+                            </m:rPr>
+                            <m:t>(</m:t>
+                          </m:r>
+                          <m:r>
+                            <m:rPr>
+                              <m:sty m:val="p"/>
+                            </m:rPr>
+                            <m:t>−</m:t>
+                          </m:r>
+                          <m:r>
+                            <m:t>1</m:t>
+                          </m:r>
                           <m:sSup>
                             <m:e>
-                              <m:d>
-                                <m:dPr>
-                                  <m:begChr m:val="("/>
-                                  <m:sepChr m:val=""/>
-                                  <m:endChr m:val=")"/>
-                                  <m:grow/>
-                                </m:dPr>
-                                <m:e>
-                                  <m:r>
-                                    <m:rPr>
-                                      <m:sty m:val="p"/>
-                                    </m:rPr>
-                                    <m:t>−</m:t>
-                                  </m:r>
-                                  <m:r>
-                                    <m:t>1</m:t>
-                                  </m:r>
-                                </m:e>
-                              </m:d>
+                              <m:r>
+                                <m:rPr>
+                                  <m:sty m:val="p"/>
+                                </m:rPr>
+                                <m:t>)</m:t>
+                              </m:r>
                             </m:e>
                             <m:sup>
                               <m:r>
@@ -4093,27 +4155,29 @@
                           </m:sSup>
                         </m:e>
                         <m:e>
+                          <m:r>
+                            <m:rPr>
+                              <m:sty m:val="p"/>
+                            </m:rPr>
+                            <m:t>(</m:t>
+                          </m:r>
+                          <m:r>
+                            <m:rPr>
+                              <m:sty m:val="p"/>
+                            </m:rPr>
+                            <m:t>−</m:t>
+                          </m:r>
+                          <m:r>
+                            <m:t>1</m:t>
+                          </m:r>
                           <m:sSup>
                             <m:e>
-                              <m:d>
-                                <m:dPr>
-                                  <m:begChr m:val="("/>
-                                  <m:sepChr m:val=""/>
-                                  <m:endChr m:val=")"/>
-                                  <m:grow/>
-                                </m:dPr>
-                                <m:e>
-                                  <m:r>
-                                    <m:rPr>
-                                      <m:sty m:val="p"/>
-                                    </m:rPr>
-                                    <m:t>−</m:t>
-                                  </m:r>
-                                  <m:r>
-                                    <m:t>1</m:t>
-                                  </m:r>
-                                </m:e>
-                              </m:d>
+                              <m:r>
+                                <m:rPr>
+                                  <m:sty m:val="p"/>
+                                </m:rPr>
+                                <m:t>)</m:t>
+                              </m:r>
                             </m:e>
                             <m:sup>
                               <m:r>
@@ -4140,27 +4204,29 @@
                           </m:r>
                         </m:e>
                         <m:e>
+                          <m:r>
+                            <m:rPr>
+                              <m:sty m:val="p"/>
+                            </m:rPr>
+                            <m:t>(</m:t>
+                          </m:r>
+                          <m:r>
+                            <m:rPr>
+                              <m:sty m:val="p"/>
+                            </m:rPr>
+                            <m:t>−</m:t>
+                          </m:r>
+                          <m:r>
+                            <m:t>1</m:t>
+                          </m:r>
                           <m:sSup>
                             <m:e>
-                              <m:d>
-                                <m:dPr>
-                                  <m:begChr m:val="("/>
-                                  <m:sepChr m:val=""/>
-                                  <m:endChr m:val=")"/>
-                                  <m:grow/>
-                                </m:dPr>
-                                <m:e>
-                                  <m:r>
-                                    <m:rPr>
-                                      <m:sty m:val="p"/>
-                                    </m:rPr>
-                                    <m:t>−</m:t>
-                                  </m:r>
-                                  <m:r>
-                                    <m:t>1</m:t>
-                                  </m:r>
-                                </m:e>
-                              </m:d>
+                              <m:r>
+                                <m:rPr>
+                                  <m:sty m:val="p"/>
+                                </m:rPr>
+                                <m:t>)</m:t>
+                              </m:r>
                             </m:e>
                             <m:sup>
                               <m:r>
@@ -4650,18 +4716,18 @@
                 <wp:inline>
                   <wp:extent cx="152400" cy="152400"/>
                   <wp:effectExtent b="0" l="0" r="0" t="0"/>
-                  <wp:docPr descr="" title="" id="37" name="Picture"/>
+                  <wp:docPr descr="" title="" id="26" name="Picture"/>
                   <a:graphic>
                     <a:graphicData uri="http://schemas.openxmlformats.org/drawingml/2006/picture">
                       <pic:pic>
                         <pic:nvPicPr>
-                          <pic:cNvPr descr="/Applications/quarto/share/formats/docx/important.png" id="38" name="Picture"/>
+                          <pic:cNvPr descr="/Applications/quarto/share/formats/docx/important.png" id="27" name="Picture"/>
                           <pic:cNvPicPr>
                             <a:picLocks noChangeArrowheads="1" noChangeAspect="1"/>
                           </pic:cNvPicPr>
                         </pic:nvPicPr>
                         <pic:blipFill>
-                          <a:blip r:embed="rId36"/>
+                          <a:blip r:embed="rId25"/>
                           <a:stretch>
                             <a:fillRect/>
                           </a:stretch>
@@ -4756,8 +4822,8 @@
               <w:t xml:space="preserve">Click on a number in the matrix to see its minor:</w:t>
             </w:r>
           </w:p>
-          <w:bookmarkStart w:id="39" w:name="matrix-container"/>
-          <w:bookmarkEnd w:id="39"/>
+          <w:bookmarkStart w:id="28" w:name="matrix-container"/>
+          <w:bookmarkEnd w:id="28"/>
           <w:p>
             <w:pPr>
               <w:pStyle w:val="BodyText"/>
@@ -4766,13 +4832,13 @@
               <w:t xml:space="preserve">Selected Minor:</w:t>
             </w:r>
           </w:p>
-          <w:bookmarkStart w:id="40" w:name="minor-container"/>
-          <w:bookmarkEnd w:id="40"/>
+          <w:bookmarkStart w:id="29" w:name="minor-container"/>
+          <w:bookmarkEnd w:id="29"/>
           <w:p/>
         </w:tc>
       </w:tr>
     </w:tbl>
-    <w:bookmarkStart w:id="52" w:name="how-to-create-the-formula-step-by-step"/>
+    <w:bookmarkStart w:id="41" w:name="how-to-create-the-formula-step-by-step"/>
     <w:p>
       <w:pPr>
         <w:pStyle w:val="Heading2"/>
@@ -4980,27 +5046,29 @@
         <w:t xml:space="preserve"> </w:t>
       </w:r>
       <m:oMath>
+        <m:r>
+          <m:rPr>
+            <m:sty m:val="p"/>
+          </m:rPr>
+          <m:t>(</m:t>
+        </m:r>
+        <m:r>
+          <m:rPr>
+            <m:sty m:val="p"/>
+          </m:rPr>
+          <m:t>−</m:t>
+        </m:r>
+        <m:r>
+          <m:t>1</m:t>
+        </m:r>
         <m:sSup>
           <m:e>
-            <m:d>
-              <m:dPr>
-                <m:begChr m:val="("/>
-                <m:sepChr m:val=""/>
-                <m:endChr m:val=")"/>
-                <m:grow/>
-              </m:dPr>
-              <m:e>
-                <m:r>
-                  <m:rPr>
-                    <m:sty m:val="p"/>
-                  </m:rPr>
-                  <m:t>−</m:t>
-                </m:r>
-                <m:r>
-                  <m:t>1</m:t>
-                </m:r>
-              </m:e>
-            </m:d>
+            <m:r>
+              <m:rPr>
+                <m:sty m:val="p"/>
+              </m:rPr>
+              <m:t>)</m:t>
+            </m:r>
           </m:e>
           <m:sup>
             <m:r>
@@ -5096,18 +5164,18 @@
                 <wp:inline>
                   <wp:extent cx="152400" cy="152400"/>
                   <wp:effectExtent b="0" l="0" r="0" t="0"/>
-                  <wp:docPr descr="" title="" id="41" name="Picture"/>
+                  <wp:docPr descr="" title="" id="30" name="Picture"/>
                   <a:graphic>
                     <a:graphicData uri="http://schemas.openxmlformats.org/drawingml/2006/picture">
                       <pic:pic>
                         <pic:nvPicPr>
-                          <pic:cNvPr descr="/Applications/quarto/share/formats/docx/tip.png" id="42" name="Picture"/>
+                          <pic:cNvPr descr="/Applications/quarto/share/formats/docx/tip.png" id="31" name="Picture"/>
                           <pic:cNvPicPr>
                             <a:picLocks noChangeArrowheads="1" noChangeAspect="1"/>
                           </pic:cNvPicPr>
                         </pic:nvPicPr>
                         <pic:blipFill>
-                          <a:blip r:embed="rId33"/>
+                          <a:blip r:embed="rId22"/>
                           <a:stretch>
                             <a:fillRect/>
                           </a:stretch>
@@ -5200,27 +5268,29 @@
                 <m:jc m:val="center"/>
               </m:oMathParaPr>
               <m:oMath>
+                <m:r>
+                  <m:rPr>
+                    <m:sty m:val="p"/>
+                  </m:rPr>
+                  <m:t>(</m:t>
+                </m:r>
+                <m:r>
+                  <m:rPr>
+                    <m:sty m:val="p"/>
+                  </m:rPr>
+                  <m:t>−</m:t>
+                </m:r>
+                <m:r>
+                  <m:t>1</m:t>
+                </m:r>
                 <m:sSup>
                   <m:e>
-                    <m:d>
-                      <m:dPr>
-                        <m:begChr m:val="("/>
-                        <m:sepChr m:val=""/>
-                        <m:endChr m:val=")"/>
-                        <m:grow/>
-                      </m:dPr>
-                      <m:e>
-                        <m:r>
-                          <m:rPr>
-                            <m:sty m:val="p"/>
-                          </m:rPr>
-                          <m:t>−</m:t>
-                        </m:r>
-                        <m:r>
-                          <m:t>1</m:t>
-                        </m:r>
-                      </m:e>
-                    </m:d>
+                    <m:r>
+                      <m:rPr>
+                        <m:sty m:val="p"/>
+                      </m:rPr>
+                      <m:t>)</m:t>
+                    </m:r>
                   </m:e>
                   <m:sup>
                     <m:r>
@@ -5252,31 +5322,33 @@
                   </m:rPr>
                   <m:t>⋅</m:t>
                 </m:r>
-                <m:d>
-                  <m:dPr>
-                    <m:begChr m:val="|"/>
-                    <m:sepChr m:val=""/>
-                    <m:endChr m:val="|"/>
-                    <m:grow/>
-                  </m:dPr>
+                <m:r>
+                  <m:rPr>
+                    <m:sty m:val="p"/>
+                  </m:rPr>
+                  <m:t>|</m:t>
+                </m:r>
+                <m:sSub>
                   <m:e>
-                    <m:sSub>
-                      <m:e>
-                        <m:r>
-                          <m:t>M</m:t>
-                        </m:r>
-                      </m:e>
-                      <m:sub>
-                        <m:r>
-                          <m:t>i</m:t>
-                        </m:r>
-                        <m:r>
-                          <m:t>j</m:t>
-                        </m:r>
-                      </m:sub>
-                    </m:sSub>
+                    <m:r>
+                      <m:t>M</m:t>
+                    </m:r>
                   </m:e>
-                </m:d>
+                  <m:sub>
+                    <m:r>
+                      <m:t>i</m:t>
+                    </m:r>
+                    <m:r>
+                      <m:t>j</m:t>
+                    </m:r>
+                  </m:sub>
+                </m:sSub>
+                <m:r>
+                  <m:rPr>
+                    <m:sty m:val="p"/>
+                  </m:rPr>
+                  <m:t>|</m:t>
+                </m:r>
                 <m:r>
                   <m:rPr>
                     <m:sty m:val="p"/>
@@ -5359,18 +5431,18 @@
                 <wp:inline>
                   <wp:extent cx="152400" cy="152400"/>
                   <wp:effectExtent b="0" l="0" r="0" t="0"/>
-                  <wp:docPr descr="" title="" id="43" name="Picture"/>
+                  <wp:docPr descr="" title="" id="32" name="Picture"/>
                   <a:graphic>
                     <a:graphicData uri="http://schemas.openxmlformats.org/drawingml/2006/picture">
                       <pic:pic>
                         <pic:nvPicPr>
-                          <pic:cNvPr descr="/Applications/quarto/share/formats/docx/note.png" id="44" name="Picture"/>
+                          <pic:cNvPr descr="/Applications/quarto/share/formats/docx/note.png" id="33" name="Picture"/>
                           <pic:cNvPicPr>
                             <a:picLocks noChangeArrowheads="1" noChangeAspect="1"/>
                           </pic:cNvPicPr>
                         </pic:nvPicPr>
                         <pic:blipFill>
-                          <a:blip r:embed="rId24"/>
+                          <a:blip r:embed="rId13"/>
                           <a:stretch>
                             <a:fillRect/>
                           </a:stretch>
@@ -5613,19 +5685,21 @@
               <m:r>
                 <m:t>t</m:t>
               </m:r>
-              <m:d>
-                <m:dPr>
-                  <m:begChr m:val="("/>
-                  <m:sepChr m:val=""/>
-                  <m:endChr m:val=")"/>
-                  <m:grow/>
-                </m:dPr>
-                <m:e>
-                  <m:r>
-                    <m:t>A</m:t>
-                  </m:r>
-                </m:e>
-              </m:d>
+              <m:r>
+                <m:rPr>
+                  <m:sty m:val="p"/>
+                </m:rPr>
+                <m:t>(</m:t>
+              </m:r>
+              <m:r>
+                <m:t>A</m:t>
+              </m:r>
+              <m:r>
+                <m:rPr>
+                  <m:sty m:val="p"/>
+                </m:rPr>
+                <m:t>)</m:t>
+              </m:r>
             </m:oMath>
             <w:r>
               <w:t xml:space="preserve"> </w:t>
@@ -5650,7 +5724,7 @@
               <w:t xml:space="preserve">(because it has several zeros, which simplifies calculations).</w:t>
             </w:r>
           </w:p>
-          <w:bookmarkStart w:id="45" w:name="step-1-cofactor-formula"/>
+          <w:bookmarkStart w:id="34" w:name="step-1-cofactor-formula"/>
           <w:p>
             <w:pPr>
               <w:pStyle w:val="Heading3"/>
@@ -5720,27 +5794,29 @@
                   </m:rPr>
                   <m:t>=</m:t>
                 </m:r>
+                <m:r>
+                  <m:rPr>
+                    <m:sty m:val="p"/>
+                  </m:rPr>
+                  <m:t>(</m:t>
+                </m:r>
+                <m:r>
+                  <m:rPr>
+                    <m:sty m:val="p"/>
+                  </m:rPr>
+                  <m:t>−</m:t>
+                </m:r>
+                <m:r>
+                  <m:t>1</m:t>
+                </m:r>
                 <m:sSup>
                   <m:e>
-                    <m:d>
-                      <m:dPr>
-                        <m:begChr m:val="("/>
-                        <m:sepChr m:val=""/>
-                        <m:endChr m:val=")"/>
-                        <m:grow/>
-                      </m:dPr>
-                      <m:e>
-                        <m:r>
-                          <m:rPr>
-                            <m:sty m:val="p"/>
-                          </m:rPr>
-                          <m:t>−</m:t>
-                        </m:r>
-                        <m:r>
-                          <m:t>1</m:t>
-                        </m:r>
-                      </m:e>
-                    </m:d>
+                    <m:r>
+                      <m:rPr>
+                        <m:sty m:val="p"/>
+                      </m:rPr>
+                      <m:t>)</m:t>
+                    </m:r>
                   </m:e>
                   <m:sup>
                     <m:r>
@@ -5766,31 +5842,33 @@
                   </m:rPr>
                   <m:t>det</m:t>
                 </m:r>
-                <m:d>
-                  <m:dPr>
-                    <m:begChr m:val="("/>
-                    <m:sepChr m:val=""/>
-                    <m:endChr m:val=")"/>
-                    <m:grow/>
-                  </m:dPr>
+                <m:r>
+                  <m:rPr>
+                    <m:sty m:val="p"/>
+                  </m:rPr>
+                  <m:t>(</m:t>
+                </m:r>
+                <m:sSub>
                   <m:e>
-                    <m:sSub>
-                      <m:e>
-                        <m:r>
-                          <m:t>M</m:t>
-                        </m:r>
-                      </m:e>
-                      <m:sub>
-                        <m:r>
-                          <m:t>i</m:t>
-                        </m:r>
-                        <m:r>
-                          <m:t>j</m:t>
-                        </m:r>
-                      </m:sub>
-                    </m:sSub>
+                    <m:r>
+                      <m:t>M</m:t>
+                    </m:r>
                   </m:e>
-                </m:d>
+                  <m:sub>
+                    <m:r>
+                      <m:t>i</m:t>
+                    </m:r>
+                    <m:r>
+                      <m:t>j</m:t>
+                    </m:r>
+                  </m:sub>
+                </m:sSub>
+                <m:r>
+                  <m:rPr>
+                    <m:sty m:val="p"/>
+                  </m:rPr>
+                  <m:t>)</m:t>
+                </m:r>
               </m:oMath>
             </m:oMathPara>
           </w:p>
@@ -5903,19 +5981,21 @@
                   </m:rPr>
                   <m:t>det</m:t>
                 </m:r>
-                <m:d>
-                  <m:dPr>
-                    <m:begChr m:val="("/>
-                    <m:sepChr m:val=""/>
-                    <m:endChr m:val=")"/>
-                    <m:grow/>
-                  </m:dPr>
-                  <m:e>
-                    <m:r>
-                      <m:t>A</m:t>
-                    </m:r>
-                  </m:e>
-                </m:d>
+                <m:r>
+                  <m:rPr>
+                    <m:sty m:val="p"/>
+                  </m:rPr>
+                  <m:t>(</m:t>
+                </m:r>
+                <m:r>
+                  <m:t>A</m:t>
+                </m:r>
+                <m:r>
+                  <m:rPr>
+                    <m:sty m:val="p"/>
+                  </m:rPr>
+                  <m:t>)</m:t>
+                </m:r>
                 <m:r>
                   <m:rPr>
                     <m:sty m:val="p"/>
@@ -6031,27 +6111,29 @@
                     </m:sSub>
                   </m:e>
                 </m:nary>
+                <m:r>
+                  <m:rPr>
+                    <m:sty m:val="p"/>
+                  </m:rPr>
+                  <m:t>(</m:t>
+                </m:r>
+                <m:r>
+                  <m:rPr>
+                    <m:sty m:val="p"/>
+                  </m:rPr>
+                  <m:t>−</m:t>
+                </m:r>
+                <m:r>
+                  <m:t>1</m:t>
+                </m:r>
                 <m:sSup>
                   <m:e>
-                    <m:d>
-                      <m:dPr>
-                        <m:begChr m:val="("/>
-                        <m:sepChr m:val=""/>
-                        <m:endChr m:val=")"/>
-                        <m:grow/>
-                      </m:dPr>
-                      <m:e>
-                        <m:r>
-                          <m:rPr>
-                            <m:sty m:val="p"/>
-                          </m:rPr>
-                          <m:t>−</m:t>
-                        </m:r>
-                        <m:r>
-                          <m:t>1</m:t>
-                        </m:r>
-                      </m:e>
-                    </m:d>
+                    <m:r>
+                      <m:rPr>
+                        <m:sty m:val="p"/>
+                      </m:rPr>
+                      <m:t>)</m:t>
+                    </m:r>
                   </m:e>
                   <m:sup>
                     <m:r>
@@ -6074,36 +6156,38 @@
                   </m:rPr>
                   <m:t>det</m:t>
                 </m:r>
-                <m:d>
-                  <m:dPr>
-                    <m:begChr m:val="("/>
-                    <m:sepChr m:val=""/>
-                    <m:endChr m:val=")"/>
-                    <m:grow/>
-                  </m:dPr>
+                <m:r>
+                  <m:rPr>
+                    <m:sty m:val="p"/>
+                  </m:rPr>
+                  <m:t>(</m:t>
+                </m:r>
+                <m:sSub>
                   <m:e>
-                    <m:sSub>
-                      <m:e>
-                        <m:r>
-                          <m:t>M</m:t>
-                        </m:r>
-                      </m:e>
-                      <m:sub>
-                        <m:r>
-                          <m:t>i</m:t>
-                        </m:r>
-                        <m:r>
-                          <m:t>j</m:t>
-                        </m:r>
-                      </m:sub>
-                    </m:sSub>
+                    <m:r>
+                      <m:t>M</m:t>
+                    </m:r>
                   </m:e>
-                </m:d>
+                  <m:sub>
+                    <m:r>
+                      <m:t>i</m:t>
+                    </m:r>
+                    <m:r>
+                      <m:t>j</m:t>
+                    </m:r>
+                  </m:sub>
+                </m:sSub>
+                <m:r>
+                  <m:rPr>
+                    <m:sty m:val="p"/>
+                  </m:rPr>
+                  <m:t>)</m:t>
+                </m:r>
               </m:oMath>
             </m:oMathPara>
           </w:p>
-          <w:bookmarkEnd w:id="45"/>
-          <w:bookmarkStart w:id="46" w:name="X0ec9241f119a72696c5a2119b88bb8f191bedbf"/>
+          <w:bookmarkEnd w:id="34"/>
+          <w:bookmarkStart w:id="35" w:name="X0ec9241f119a72696c5a2119b88bb8f191bedbf"/>
           <w:p>
             <w:pPr>
               <w:pStyle w:val="Heading3"/>
@@ -6223,19 +6307,21 @@
                   </m:rPr>
                   <m:t>det</m:t>
                 </m:r>
-                <m:d>
-                  <m:dPr>
-                    <m:begChr m:val="("/>
-                    <m:sepChr m:val=""/>
-                    <m:endChr m:val=")"/>
-                    <m:grow/>
-                  </m:dPr>
-                  <m:e>
-                    <m:r>
-                      <m:t>A</m:t>
-                    </m:r>
-                  </m:e>
-                </m:d>
+                <m:r>
+                  <m:rPr>
+                    <m:sty m:val="p"/>
+                  </m:rPr>
+                  <m:t>(</m:t>
+                </m:r>
+                <m:r>
+                  <m:t>A</m:t>
+                </m:r>
+                <m:r>
+                  <m:rPr>
+                    <m:sty m:val="p"/>
+                  </m:rPr>
+                  <m:t>)</m:t>
+                </m:r>
                 <m:r>
                   <m:rPr>
                     <m:sty m:val="p"/>
@@ -6302,8 +6388,8 @@
               </m:oMath>
             </m:oMathPara>
           </w:p>
-          <w:bookmarkEnd w:id="46"/>
-          <w:bookmarkStart w:id="47" w:name="step-3-compute-cofactor-c_32"/>
+          <w:bookmarkEnd w:id="35"/>
+          <w:bookmarkStart w:id="36" w:name="step-3-compute-cofactor-c_32"/>
           <w:p>
             <w:pPr>
               <w:pStyle w:val="Heading3"/>
@@ -6356,27 +6442,29 @@
                   </m:rPr>
                   <m:t>=</m:t>
                 </m:r>
+                <m:r>
+                  <m:rPr>
+                    <m:sty m:val="p"/>
+                  </m:rPr>
+                  <m:t>(</m:t>
+                </m:r>
+                <m:r>
+                  <m:rPr>
+                    <m:sty m:val="p"/>
+                  </m:rPr>
+                  <m:t>−</m:t>
+                </m:r>
+                <m:r>
+                  <m:t>1</m:t>
+                </m:r>
                 <m:sSup>
                   <m:e>
-                    <m:d>
-                      <m:dPr>
-                        <m:begChr m:val="("/>
-                        <m:sepChr m:val=""/>
-                        <m:endChr m:val=")"/>
-                        <m:grow/>
-                      </m:dPr>
-                      <m:e>
-                        <m:r>
-                          <m:rPr>
-                            <m:sty m:val="p"/>
-                          </m:rPr>
-                          <m:t>−</m:t>
-                        </m:r>
-                        <m:r>
-                          <m:t>1</m:t>
-                        </m:r>
-                      </m:e>
-                    </m:d>
+                    <m:r>
+                      <m:rPr>
+                        <m:sty m:val="p"/>
+                      </m:rPr>
+                      <m:t>)</m:t>
+                    </m:r>
                   </m:e>
                   <m:sup>
                     <m:r>
@@ -6399,28 +6487,30 @@
                   </m:rPr>
                   <m:t>det</m:t>
                 </m:r>
-                <m:d>
-                  <m:dPr>
-                    <m:begChr m:val="("/>
-                    <m:sepChr m:val=""/>
-                    <m:endChr m:val=")"/>
-                    <m:grow/>
-                  </m:dPr>
+                <m:r>
+                  <m:rPr>
+                    <m:sty m:val="p"/>
+                  </m:rPr>
+                  <m:t>(</m:t>
+                </m:r>
+                <m:sSub>
                   <m:e>
-                    <m:sSub>
-                      <m:e>
-                        <m:r>
-                          <m:t>M</m:t>
-                        </m:r>
-                      </m:e>
-                      <m:sub>
-                        <m:r>
-                          <m:t>32</m:t>
-                        </m:r>
-                      </m:sub>
-                    </m:sSub>
+                    <m:r>
+                      <m:t>M</m:t>
+                    </m:r>
                   </m:e>
-                </m:d>
+                  <m:sub>
+                    <m:r>
+                      <m:t>32</m:t>
+                    </m:r>
+                  </m:sub>
+                </m:sSub>
+                <m:r>
+                  <m:rPr>
+                    <m:sty m:val="p"/>
+                  </m:rPr>
+                  <m:t>)</m:t>
+                </m:r>
                 <m:r>
                   <m:rPr>
                     <m:sty m:val="p"/>
@@ -6439,28 +6529,30 @@
                   </m:rPr>
                   <m:t>det</m:t>
                 </m:r>
-                <m:d>
-                  <m:dPr>
-                    <m:begChr m:val="("/>
-                    <m:sepChr m:val=""/>
-                    <m:endChr m:val=")"/>
-                    <m:grow/>
-                  </m:dPr>
+                <m:r>
+                  <m:rPr>
+                    <m:sty m:val="p"/>
+                  </m:rPr>
+                  <m:t>(</m:t>
+                </m:r>
+                <m:sSub>
                   <m:e>
-                    <m:sSub>
-                      <m:e>
-                        <m:r>
-                          <m:t>M</m:t>
-                        </m:r>
-                      </m:e>
-                      <m:sub>
-                        <m:r>
-                          <m:t>32</m:t>
-                        </m:r>
-                      </m:sub>
-                    </m:sSub>
+                    <m:r>
+                      <m:t>M</m:t>
+                    </m:r>
                   </m:e>
-                </m:d>
+                  <m:sub>
+                    <m:r>
+                      <m:t>32</m:t>
+                    </m:r>
+                  </m:sub>
+                </m:sSub>
+                <m:r>
+                  <m:rPr>
+                    <m:sty m:val="p"/>
+                  </m:rPr>
+                  <m:t>)</m:t>
+                </m:r>
               </m:oMath>
             </m:oMathPara>
           </w:p>
@@ -6618,8 +6710,8 @@
               </m:oMath>
             </m:oMathPara>
           </w:p>
-          <w:bookmarkEnd w:id="47"/>
-          <w:bookmarkStart w:id="48" w:name="X317e724c8e57a269aaf97d38593a972e53fce17"/>
+          <w:bookmarkEnd w:id="36"/>
+          <w:bookmarkStart w:id="37" w:name="X317e724c8e57a269aaf97d38593a972e53fce17"/>
           <w:p>
             <w:pPr>
               <w:pStyle w:val="Heading3"/>
@@ -6640,28 +6732,30 @@
               <m:r>
                 <m:t>t</m:t>
               </m:r>
-              <m:d>
-                <m:dPr>
-                  <m:begChr m:val="("/>
-                  <m:sepChr m:val=""/>
-                  <m:endChr m:val=")"/>
-                  <m:grow/>
-                </m:dPr>
+              <m:r>
+                <m:rPr>
+                  <m:sty m:val="p"/>
+                </m:rPr>
+                <m:t>(</m:t>
+              </m:r>
+              <m:sSub>
                 <m:e>
-                  <m:sSub>
-                    <m:e>
-                      <m:r>
-                        <m:t>M</m:t>
-                      </m:r>
-                    </m:e>
-                    <m:sub>
-                      <m:r>
-                        <m:t>32</m:t>
-                      </m:r>
-                    </m:sub>
-                  </m:sSub>
+                  <m:r>
+                    <m:t>M</m:t>
+                  </m:r>
                 </m:e>
-              </m:d>
+                <m:sub>
+                  <m:r>
+                    <m:t>32</m:t>
+                  </m:r>
+                </m:sub>
+              </m:sSub>
+              <m:r>
+                <m:rPr>
+                  <m:sty m:val="p"/>
+                </m:rPr>
+                <m:t>)</m:t>
+              </m:r>
             </m:oMath>
             <w:r>
               <w:t xml:space="preserve"> </w:t>
@@ -6685,28 +6779,30 @@
                   </m:rPr>
                   <m:t>det</m:t>
                 </m:r>
-                <m:d>
-                  <m:dPr>
-                    <m:begChr m:val="("/>
-                    <m:sepChr m:val=""/>
-                    <m:endChr m:val=")"/>
-                    <m:grow/>
-                  </m:dPr>
+                <m:r>
+                  <m:rPr>
+                    <m:sty m:val="p"/>
+                  </m:rPr>
+                  <m:t>(</m:t>
+                </m:r>
+                <m:sSub>
                   <m:e>
-                    <m:sSub>
-                      <m:e>
-                        <m:r>
-                          <m:t>M</m:t>
-                        </m:r>
-                      </m:e>
-                      <m:sub>
-                        <m:r>
-                          <m:t>32</m:t>
-                        </m:r>
-                      </m:sub>
-                    </m:sSub>
+                    <m:r>
+                      <m:t>M</m:t>
+                    </m:r>
                   </m:e>
-                </m:d>
+                  <m:sub>
+                    <m:r>
+                      <m:t>32</m:t>
+                    </m:r>
+                  </m:sub>
+                </m:sSub>
+                <m:r>
+                  <m:rPr>
+                    <m:sty m:val="p"/>
+                  </m:rPr>
+                  <m:t>)</m:t>
+                </m:r>
                 <m:r>
                   <m:rPr>
                     <m:sty m:val="p"/>
@@ -6914,8 +7010,8 @@
               </m:r>
             </m:oMath>
           </w:p>
-          <w:bookmarkEnd w:id="48"/>
-          <w:bookmarkStart w:id="49" w:name="step-5-compute-minors-and-cofactors"/>
+          <w:bookmarkEnd w:id="37"/>
+          <w:bookmarkStart w:id="38" w:name="step-5-compute-minors-and-cofactors"/>
           <w:p>
             <w:pPr>
               <w:pStyle w:val="Heading3"/>
@@ -7130,27 +7226,29 @@
                   </m:rPr>
                   <m:t>=</m:t>
                 </m:r>
+                <m:r>
+                  <m:rPr>
+                    <m:sty m:val="p"/>
+                  </m:rPr>
+                  <m:t>(</m:t>
+                </m:r>
+                <m:r>
+                  <m:rPr>
+                    <m:sty m:val="p"/>
+                  </m:rPr>
+                  <m:t>−</m:t>
+                </m:r>
+                <m:r>
+                  <m:t>1</m:t>
+                </m:r>
                 <m:sSup>
                   <m:e>
-                    <m:d>
-                      <m:dPr>
-                        <m:begChr m:val="("/>
-                        <m:sepChr m:val=""/>
-                        <m:endChr m:val=")"/>
-                        <m:grow/>
-                      </m:dPr>
-                      <m:e>
-                        <m:r>
-                          <m:rPr>
-                            <m:sty m:val="p"/>
-                          </m:rPr>
-                          <m:t>−</m:t>
-                        </m:r>
-                        <m:r>
-                          <m:t>1</m:t>
-                        </m:r>
-                      </m:e>
-                    </m:d>
+                    <m:r>
+                      <m:rPr>
+                        <m:sty m:val="p"/>
+                      </m:rPr>
+                      <m:t>)</m:t>
+                    </m:r>
                   </m:e>
                   <m:sup>
                     <m:r>
@@ -7173,96 +7271,102 @@
                   </m:rPr>
                   <m:t>det</m:t>
                 </m:r>
-                <m:d>
-                  <m:dPr>
-                    <m:begChr m:val="("/>
-                    <m:sepChr m:val=""/>
-                    <m:endChr m:val=")"/>
-                    <m:grow/>
-                  </m:dPr>
-                  <m:e>
-                    <m:sSub>
-                      <m:e>
-                        <m:r>
-                          <m:t>M</m:t>
-                        </m:r>
-                      </m:e>
-                      <m:sub>
-                        <m:r>
-                          <m:t>21</m:t>
-                        </m:r>
-                      </m:sub>
-                    </m:sSub>
-                  </m:e>
-                </m:d>
-                <m:r>
-                  <m:rPr>
-                    <m:sty m:val="p"/>
-                  </m:rPr>
-                  <m:t>=</m:t>
-                </m:r>
-                <m:r>
-                  <m:rPr>
-                    <m:sty m:val="p"/>
-                  </m:rPr>
-                  <m:t>−</m:t>
-                </m:r>
-                <m:d>
-                  <m:dPr>
-                    <m:begChr m:val="("/>
-                    <m:sepChr m:val=""/>
-                    <m:endChr m:val=")"/>
-                    <m:grow/>
-                  </m:dPr>
+                <m:r>
+                  <m:rPr>
+                    <m:sty m:val="p"/>
+                  </m:rPr>
+                  <m:t>(</m:t>
+                </m:r>
+                <m:sSub>
                   <m:e>
                     <m:r>
-                      <m:t>2</m:t>
+                      <m:t>M</m:t>
                     </m:r>
+                  </m:e>
+                  <m:sub>
                     <m:r>
-                      <m:rPr>
-                        <m:sty m:val="p"/>
-                      </m:rPr>
-                      <m:t>⋅</m:t>
+                      <m:t>21</m:t>
                     </m:r>
-                    <m:r>
-                      <m:t>0</m:t>
-                    </m:r>
-                    <m:r>
-                      <m:rPr>
-                        <m:sty m:val="p"/>
-                      </m:rPr>
-                      <m:t>−</m:t>
-                    </m:r>
-                    <m:r>
-                      <m:t>5</m:t>
-                    </m:r>
-                    <m:r>
-                      <m:rPr>
-                        <m:sty m:val="p"/>
-                      </m:rPr>
-                      <m:t>⋅</m:t>
-                    </m:r>
-                    <m:d>
-                      <m:dPr>
-                        <m:begChr m:val="("/>
-                        <m:sepChr m:val=""/>
-                        <m:endChr m:val=")"/>
-                        <m:grow/>
-                      </m:dPr>
-                      <m:e>
-                        <m:r>
-                          <m:rPr>
-                            <m:sty m:val="p"/>
-                          </m:rPr>
-                          <m:t>−</m:t>
-                        </m:r>
-                        <m:r>
-                          <m:t>1</m:t>
-                        </m:r>
-                      </m:e>
-                    </m:d>
-                  </m:e>
-                </m:d>
+                  </m:sub>
+                </m:sSub>
+                <m:r>
+                  <m:rPr>
+                    <m:sty m:val="p"/>
+                  </m:rPr>
+                  <m:t>)</m:t>
+                </m:r>
+                <m:r>
+                  <m:rPr>
+                    <m:sty m:val="p"/>
+                  </m:rPr>
+                  <m:t>=</m:t>
+                </m:r>
+                <m:r>
+                  <m:rPr>
+                    <m:sty m:val="p"/>
+                  </m:rPr>
+                  <m:t>−</m:t>
+                </m:r>
+                <m:r>
+                  <m:rPr>
+                    <m:sty m:val="p"/>
+                  </m:rPr>
+                  <m:t>(</m:t>
+                </m:r>
+                <m:r>
+                  <m:t>2</m:t>
+                </m:r>
+                <m:r>
+                  <m:rPr>
+                    <m:sty m:val="p"/>
+                  </m:rPr>
+                  <m:t>⋅</m:t>
+                </m:r>
+                <m:r>
+                  <m:t>0</m:t>
+                </m:r>
+                <m:r>
+                  <m:rPr>
+                    <m:sty m:val="p"/>
+                  </m:rPr>
+                  <m:t>−</m:t>
+                </m:r>
+                <m:r>
+                  <m:t>5</m:t>
+                </m:r>
+                <m:r>
+                  <m:rPr>
+                    <m:sty m:val="p"/>
+                  </m:rPr>
+                  <m:t>⋅</m:t>
+                </m:r>
+                <m:r>
+                  <m:rPr>
+                    <m:sty m:val="p"/>
+                  </m:rPr>
+                  <m:t>(</m:t>
+                </m:r>
+                <m:r>
+                  <m:rPr>
+                    <m:sty m:val="p"/>
+                  </m:rPr>
+                  <m:t>−</m:t>
+                </m:r>
+                <m:r>
+                  <m:t>1</m:t>
+                </m:r>
+                <m:r>
+                  <m:rPr>
+                    <m:sty m:val="p"/>
+                  </m:rPr>
+                  <m:t>)</m:t>
+                </m:r>
+                <m:r>
+                  <m:rPr>
+                    <m:sty m:val="p"/>
+                  </m:rPr>
+                  <m:t>)</m:t>
+                </m:r>
                 <m:r>
                   <m:rPr>
                     <m:sty m:val="p"/>
@@ -7487,27 +7591,29 @@
                   </m:rPr>
                   <m:t>=</m:t>
                 </m:r>
+                <m:r>
+                  <m:rPr>
+                    <m:sty m:val="p"/>
+                  </m:rPr>
+                  <m:t>(</m:t>
+                </m:r>
+                <m:r>
+                  <m:rPr>
+                    <m:sty m:val="p"/>
+                  </m:rPr>
+                  <m:t>−</m:t>
+                </m:r>
+                <m:r>
+                  <m:t>1</m:t>
+                </m:r>
                 <m:sSup>
                   <m:e>
-                    <m:d>
-                      <m:dPr>
-                        <m:begChr m:val="("/>
-                        <m:sepChr m:val=""/>
-                        <m:endChr m:val=")"/>
-                        <m:grow/>
-                      </m:dPr>
-                      <m:e>
-                        <m:r>
-                          <m:rPr>
-                            <m:sty m:val="p"/>
-                          </m:rPr>
-                          <m:t>−</m:t>
-                        </m:r>
-                        <m:r>
-                          <m:t>1</m:t>
-                        </m:r>
-                      </m:e>
-                    </m:d>
+                    <m:r>
+                      <m:rPr>
+                        <m:sty m:val="p"/>
+                      </m:rPr>
+                      <m:t>)</m:t>
+                    </m:r>
                   </m:e>
                   <m:sup>
                     <m:r>
@@ -7530,99 +7636,105 @@
                   </m:rPr>
                   <m:t>det</m:t>
                 </m:r>
-                <m:d>
-                  <m:dPr>
-                    <m:begChr m:val="("/>
-                    <m:sepChr m:val=""/>
-                    <m:endChr m:val=")"/>
-                    <m:grow/>
-                  </m:dPr>
-                  <m:e>
-                    <m:sSub>
-                      <m:e>
-                        <m:r>
-                          <m:t>M</m:t>
-                        </m:r>
-                      </m:e>
-                      <m:sub>
-                        <m:r>
-                          <m:t>22</m:t>
-                        </m:r>
-                      </m:sub>
-                    </m:sSub>
-                  </m:e>
-                </m:d>
-                <m:r>
-                  <m:rPr>
-                    <m:sty m:val="p"/>
-                  </m:rPr>
-                  <m:t>=</m:t>
-                </m:r>
-                <m:r>
-                  <m:t>1</m:t>
-                </m:r>
-                <m:r>
-                  <m:rPr>
-                    <m:sty m:val="p"/>
-                  </m:rPr>
-                  <m:t>⋅</m:t>
-                </m:r>
-                <m:d>
-                  <m:dPr>
-                    <m:begChr m:val="("/>
-                    <m:sepChr m:val=""/>
-                    <m:endChr m:val=")"/>
-                    <m:grow/>
-                  </m:dPr>
+                <m:r>
+                  <m:rPr>
+                    <m:sty m:val="p"/>
+                  </m:rPr>
+                  <m:t>(</m:t>
+                </m:r>
+                <m:sSub>
                   <m:e>
                     <m:r>
-                      <m:t>1</m:t>
-                    </m:r>
-                    <m:r>
-                      <m:rPr>
-                        <m:sty m:val="p"/>
-                      </m:rPr>
-                      <m:t>⋅</m:t>
-                    </m:r>
-                    <m:r>
-                      <m:t>0</m:t>
-                    </m:r>
-                    <m:r>
-                      <m:rPr>
-                        <m:sty m:val="p"/>
-                      </m:rPr>
-                      <m:t>−</m:t>
-                    </m:r>
-                    <m:d>
-                      <m:dPr>
-                        <m:begChr m:val="("/>
-                        <m:sepChr m:val=""/>
-                        <m:endChr m:val=")"/>
-                        <m:grow/>
-                      </m:dPr>
-                      <m:e>
-                        <m:r>
-                          <m:rPr>
-                            <m:sty m:val="p"/>
-                          </m:rPr>
-                          <m:t>−</m:t>
-                        </m:r>
-                        <m:r>
-                          <m:t>1</m:t>
-                        </m:r>
-                      </m:e>
-                    </m:d>
-                    <m:r>
-                      <m:rPr>
-                        <m:sty m:val="p"/>
-                      </m:rPr>
-                      <m:t>⋅</m:t>
-                    </m:r>
-                    <m:r>
-                      <m:t>1</m:t>
+                      <m:t>M</m:t>
                     </m:r>
                   </m:e>
-                </m:d>
+                  <m:sub>
+                    <m:r>
+                      <m:t>22</m:t>
+                    </m:r>
+                  </m:sub>
+                </m:sSub>
+                <m:r>
+                  <m:rPr>
+                    <m:sty m:val="p"/>
+                  </m:rPr>
+                  <m:t>)</m:t>
+                </m:r>
+                <m:r>
+                  <m:rPr>
+                    <m:sty m:val="p"/>
+                  </m:rPr>
+                  <m:t>=</m:t>
+                </m:r>
+                <m:r>
+                  <m:t>1</m:t>
+                </m:r>
+                <m:r>
+                  <m:rPr>
+                    <m:sty m:val="p"/>
+                  </m:rPr>
+                  <m:t>⋅</m:t>
+                </m:r>
+                <m:r>
+                  <m:rPr>
+                    <m:sty m:val="p"/>
+                  </m:rPr>
+                  <m:t>(</m:t>
+                </m:r>
+                <m:r>
+                  <m:t>1</m:t>
+                </m:r>
+                <m:r>
+                  <m:rPr>
+                    <m:sty m:val="p"/>
+                  </m:rPr>
+                  <m:t>⋅</m:t>
+                </m:r>
+                <m:r>
+                  <m:t>0</m:t>
+                </m:r>
+                <m:r>
+                  <m:rPr>
+                    <m:sty m:val="p"/>
+                  </m:rPr>
+                  <m:t>−</m:t>
+                </m:r>
+                <m:r>
+                  <m:rPr>
+                    <m:sty m:val="p"/>
+                  </m:rPr>
+                  <m:t>(</m:t>
+                </m:r>
+                <m:r>
+                  <m:rPr>
+                    <m:sty m:val="p"/>
+                  </m:rPr>
+                  <m:t>−</m:t>
+                </m:r>
+                <m:r>
+                  <m:t>1</m:t>
+                </m:r>
+                <m:r>
+                  <m:rPr>
+                    <m:sty m:val="p"/>
+                  </m:rPr>
+                  <m:t>)</m:t>
+                </m:r>
+                <m:r>
+                  <m:rPr>
+                    <m:sty m:val="p"/>
+                  </m:rPr>
+                  <m:t>⋅</m:t>
+                </m:r>
+                <m:r>
+                  <m:t>1</m:t>
+                </m:r>
+                <m:r>
+                  <m:rPr>
+                    <m:sty m:val="p"/>
+                  </m:rPr>
+                  <m:t>)</m:t>
+                </m:r>
                 <m:r>
                   <m:rPr>
                     <m:sty m:val="p"/>
@@ -7910,27 +8022,29 @@
                   </m:rPr>
                   <m:t>=</m:t>
                 </m:r>
+                <m:r>
+                  <m:rPr>
+                    <m:sty m:val="p"/>
+                  </m:rPr>
+                  <m:t>(</m:t>
+                </m:r>
+                <m:r>
+                  <m:rPr>
+                    <m:sty m:val="p"/>
+                  </m:rPr>
+                  <m:t>−</m:t>
+                </m:r>
+                <m:r>
+                  <m:t>1</m:t>
+                </m:r>
                 <m:sSup>
                   <m:e>
-                    <m:d>
-                      <m:dPr>
-                        <m:begChr m:val="("/>
-                        <m:sepChr m:val=""/>
-                        <m:endChr m:val=")"/>
-                        <m:grow/>
-                      </m:dPr>
-                      <m:e>
-                        <m:r>
-                          <m:rPr>
-                            <m:sty m:val="p"/>
-                          </m:rPr>
-                          <m:t>−</m:t>
-                        </m:r>
-                        <m:r>
-                          <m:t>1</m:t>
-                        </m:r>
-                      </m:e>
-                    </m:d>
+                    <m:r>
+                      <m:rPr>
+                        <m:sty m:val="p"/>
+                      </m:rPr>
+                      <m:t>)</m:t>
+                    </m:r>
                   </m:e>
                   <m:sup>
                     <m:r>
@@ -7953,80 +8067,84 @@
                   </m:rPr>
                   <m:t>det</m:t>
                 </m:r>
-                <m:d>
-                  <m:dPr>
-                    <m:begChr m:val="("/>
-                    <m:sepChr m:val=""/>
-                    <m:endChr m:val=")"/>
-                    <m:grow/>
-                  </m:dPr>
-                  <m:e>
-                    <m:sSub>
-                      <m:e>
-                        <m:r>
-                          <m:t>M</m:t>
-                        </m:r>
-                      </m:e>
-                      <m:sub>
-                        <m:r>
-                          <m:t>23</m:t>
-                        </m:r>
-                      </m:sub>
-                    </m:sSub>
-                  </m:e>
-                </m:d>
-                <m:r>
-                  <m:rPr>
-                    <m:sty m:val="p"/>
-                  </m:rPr>
-                  <m:t>=</m:t>
-                </m:r>
-                <m:r>
-                  <m:rPr>
-                    <m:sty m:val="p"/>
-                  </m:rPr>
-                  <m:t>−</m:t>
-                </m:r>
-                <m:d>
-                  <m:dPr>
-                    <m:begChr m:val="("/>
-                    <m:sepChr m:val=""/>
-                    <m:endChr m:val=")"/>
-                    <m:grow/>
-                  </m:dPr>
+                <m:r>
+                  <m:rPr>
+                    <m:sty m:val="p"/>
+                  </m:rPr>
+                  <m:t>(</m:t>
+                </m:r>
+                <m:sSub>
                   <m:e>
                     <m:r>
-                      <m:t>1</m:t>
-                    </m:r>
-                    <m:r>
-                      <m:rPr>
-                        <m:sty m:val="p"/>
-                      </m:rPr>
-                      <m:t>⋅</m:t>
-                    </m:r>
-                    <m:r>
-                      <m:t>5</m:t>
-                    </m:r>
-                    <m:r>
-                      <m:rPr>
-                        <m:sty m:val="p"/>
-                      </m:rPr>
-                      <m:t>−</m:t>
-                    </m:r>
-                    <m:r>
-                      <m:t>2</m:t>
-                    </m:r>
-                    <m:r>
-                      <m:rPr>
-                        <m:sty m:val="p"/>
-                      </m:rPr>
-                      <m:t>⋅</m:t>
-                    </m:r>
-                    <m:r>
-                      <m:t>1</m:t>
+                      <m:t>M</m:t>
                     </m:r>
                   </m:e>
-                </m:d>
+                  <m:sub>
+                    <m:r>
+                      <m:t>23</m:t>
+                    </m:r>
+                  </m:sub>
+                </m:sSub>
+                <m:r>
+                  <m:rPr>
+                    <m:sty m:val="p"/>
+                  </m:rPr>
+                  <m:t>)</m:t>
+                </m:r>
+                <m:r>
+                  <m:rPr>
+                    <m:sty m:val="p"/>
+                  </m:rPr>
+                  <m:t>=</m:t>
+                </m:r>
+                <m:r>
+                  <m:rPr>
+                    <m:sty m:val="p"/>
+                  </m:rPr>
+                  <m:t>−</m:t>
+                </m:r>
+                <m:r>
+                  <m:rPr>
+                    <m:sty m:val="p"/>
+                  </m:rPr>
+                  <m:t>(</m:t>
+                </m:r>
+                <m:r>
+                  <m:t>1</m:t>
+                </m:r>
+                <m:r>
+                  <m:rPr>
+                    <m:sty m:val="p"/>
+                  </m:rPr>
+                  <m:t>⋅</m:t>
+                </m:r>
+                <m:r>
+                  <m:t>5</m:t>
+                </m:r>
+                <m:r>
+                  <m:rPr>
+                    <m:sty m:val="p"/>
+                  </m:rPr>
+                  <m:t>−</m:t>
+                </m:r>
+                <m:r>
+                  <m:t>2</m:t>
+                </m:r>
+                <m:r>
+                  <m:rPr>
+                    <m:sty m:val="p"/>
+                  </m:rPr>
+                  <m:t>⋅</m:t>
+                </m:r>
+                <m:r>
+                  <m:t>1</m:t>
+                </m:r>
+                <m:r>
+                  <m:rPr>
+                    <m:sty m:val="p"/>
+                  </m:rPr>
+                  <m:t>)</m:t>
+                </m:r>
                 <m:r>
                   <m:rPr>
                     <m:sty m:val="p"/>
@@ -8045,8 +8163,8 @@
               </m:oMath>
             </m:oMathPara>
           </w:p>
-          <w:bookmarkEnd w:id="49"/>
-          <w:bookmarkStart w:id="50" w:name="step-6-combine-to-get-detm_32"/>
+          <w:bookmarkEnd w:id="38"/>
+          <w:bookmarkStart w:id="39" w:name="step-6-combine-to-get-detm_32"/>
           <w:p>
             <w:pPr>
               <w:pStyle w:val="Heading3"/>
@@ -8067,28 +8185,30 @@
               <m:r>
                 <m:t>t</m:t>
               </m:r>
-              <m:d>
-                <m:dPr>
-                  <m:begChr m:val="("/>
-                  <m:sepChr m:val=""/>
-                  <m:endChr m:val=")"/>
-                  <m:grow/>
-                </m:dPr>
+              <m:r>
+                <m:rPr>
+                  <m:sty m:val="p"/>
+                </m:rPr>
+                <m:t>(</m:t>
+              </m:r>
+              <m:sSub>
                 <m:e>
-                  <m:sSub>
-                    <m:e>
-                      <m:r>
-                        <m:t>M</m:t>
-                      </m:r>
-                    </m:e>
-                    <m:sub>
-                      <m:r>
-                        <m:t>32</m:t>
-                      </m:r>
-                    </m:sub>
-                  </m:sSub>
+                  <m:r>
+                    <m:t>M</m:t>
+                  </m:r>
                 </m:e>
-              </m:d>
+                <m:sub>
+                  <m:r>
+                    <m:t>32</m:t>
+                  </m:r>
+                </m:sub>
+              </m:sSub>
+              <m:r>
+                <m:rPr>
+                  <m:sty m:val="p"/>
+                </m:rPr>
+                <m:t>)</m:t>
+              </m:r>
             </m:oMath>
           </w:p>
           <w:p>
@@ -8106,28 +8226,30 @@
                   </m:rPr>
                   <m:t>det</m:t>
                 </m:r>
-                <m:d>
-                  <m:dPr>
-                    <m:begChr m:val="("/>
-                    <m:sepChr m:val=""/>
-                    <m:endChr m:val=")"/>
-                    <m:grow/>
-                  </m:dPr>
+                <m:r>
+                  <m:rPr>
+                    <m:sty m:val="p"/>
+                  </m:rPr>
+                  <m:t>(</m:t>
+                </m:r>
+                <m:sSub>
                   <m:e>
-                    <m:sSub>
-                      <m:e>
-                        <m:r>
-                          <m:t>M</m:t>
-                        </m:r>
-                      </m:e>
-                      <m:sub>
-                        <m:r>
-                          <m:t>32</m:t>
-                        </m:r>
-                      </m:sub>
-                    </m:sSub>
+                    <m:r>
+                      <m:t>M</m:t>
+                    </m:r>
                   </m:e>
-                </m:d>
+                  <m:sub>
+                    <m:r>
+                      <m:t>32</m:t>
+                    </m:r>
+                  </m:sub>
+                </m:sSub>
+                <m:r>
+                  <m:rPr>
+                    <m:sty m:val="p"/>
+                  </m:rPr>
+                  <m:t>)</m:t>
+                </m:r>
                 <m:r>
                   <m:rPr>
                     <m:sty m:val="p"/>
@@ -8227,25 +8349,27 @@
                 <m:r>
                   <m:t>3</m:t>
                 </m:r>
-                <m:d>
-                  <m:dPr>
-                    <m:begChr m:val="("/>
-                    <m:sepChr m:val=""/>
-                    <m:endChr m:val=")"/>
-                    <m:grow/>
-                  </m:dPr>
-                  <m:e>
-                    <m:r>
-                      <m:rPr>
-                        <m:sty m:val="p"/>
-                      </m:rPr>
-                      <m:t>−</m:t>
-                    </m:r>
-                    <m:r>
-                      <m:t>5</m:t>
-                    </m:r>
-                  </m:e>
-                </m:d>
+                <m:r>
+                  <m:rPr>
+                    <m:sty m:val="p"/>
+                  </m:rPr>
+                  <m:t>(</m:t>
+                </m:r>
+                <m:r>
+                  <m:rPr>
+                    <m:sty m:val="p"/>
+                  </m:rPr>
+                  <m:t>−</m:t>
+                </m:r>
+                <m:r>
+                  <m:t>5</m:t>
+                </m:r>
+                <m:r>
+                  <m:rPr>
+                    <m:sty m:val="p"/>
+                  </m:rPr>
+                  <m:t>)</m:t>
+                </m:r>
                 <m:r>
                   <m:rPr>
                     <m:sty m:val="p"/>
@@ -8255,19 +8379,21 @@
                 <m:r>
                   <m:t>0</m:t>
                 </m:r>
-                <m:d>
-                  <m:dPr>
-                    <m:begChr m:val="("/>
-                    <m:sepChr m:val=""/>
-                    <m:endChr m:val=")"/>
-                    <m:grow/>
-                  </m:dPr>
-                  <m:e>
-                    <m:r>
-                      <m:t>1</m:t>
-                    </m:r>
-                  </m:e>
-                </m:d>
+                <m:r>
+                  <m:rPr>
+                    <m:sty m:val="p"/>
+                  </m:rPr>
+                  <m:t>(</m:t>
+                </m:r>
+                <m:r>
+                  <m:t>1</m:t>
+                </m:r>
+                <m:r>
+                  <m:rPr>
+                    <m:sty m:val="p"/>
+                  </m:rPr>
+                  <m:t>)</m:t>
+                </m:r>
                 <m:r>
                   <m:rPr>
                     <m:sty m:val="p"/>
@@ -8277,25 +8403,27 @@
                 <m:r>
                   <m:t>5</m:t>
                 </m:r>
-                <m:d>
-                  <m:dPr>
-                    <m:begChr m:val="("/>
-                    <m:sepChr m:val=""/>
-                    <m:endChr m:val=")"/>
-                    <m:grow/>
-                  </m:dPr>
-                  <m:e>
-                    <m:r>
-                      <m:rPr>
-                        <m:sty m:val="p"/>
-                      </m:rPr>
-                      <m:t>−</m:t>
-                    </m:r>
-                    <m:r>
-                      <m:t>3</m:t>
-                    </m:r>
-                  </m:e>
-                </m:d>
+                <m:r>
+                  <m:rPr>
+                    <m:sty m:val="p"/>
+                  </m:rPr>
+                  <m:t>(</m:t>
+                </m:r>
+                <m:r>
+                  <m:rPr>
+                    <m:sty m:val="p"/>
+                  </m:rPr>
+                  <m:t>−</m:t>
+                </m:r>
+                <m:r>
+                  <m:t>3</m:t>
+                </m:r>
+                <m:r>
+                  <m:rPr>
+                    <m:sty m:val="p"/>
+                  </m:rPr>
+                  <m:t>)</m:t>
+                </m:r>
                 <m:r>
                   <m:rPr>
                     <m:sty m:val="p"/>
@@ -8347,8 +8475,8 @@
               </m:oMath>
             </m:oMathPara>
           </w:p>
-          <w:bookmarkEnd w:id="50"/>
-          <w:bookmarkStart w:id="51" w:name="Xda55442c68f637fc213b0b3e5d9847a08e59ce9"/>
+          <w:bookmarkEnd w:id="39"/>
+          <w:bookmarkStart w:id="40" w:name="Xda55442c68f637fc213b0b3e5d9847a08e59ce9"/>
           <w:p>
             <w:pPr>
               <w:pStyle w:val="Heading3"/>
@@ -8407,27 +8535,29 @@
                   </m:rPr>
                   <m:t>=</m:t>
                 </m:r>
+                <m:r>
+                  <m:rPr>
+                    <m:sty m:val="p"/>
+                  </m:rPr>
+                  <m:t>(</m:t>
+                </m:r>
+                <m:r>
+                  <m:rPr>
+                    <m:sty m:val="p"/>
+                  </m:rPr>
+                  <m:t>−</m:t>
+                </m:r>
+                <m:r>
+                  <m:t>1</m:t>
+                </m:r>
                 <m:sSup>
                   <m:e>
-                    <m:d>
-                      <m:dPr>
-                        <m:begChr m:val="("/>
-                        <m:sepChr m:val=""/>
-                        <m:endChr m:val=")"/>
-                        <m:grow/>
-                      </m:dPr>
-                      <m:e>
-                        <m:r>
-                          <m:rPr>
-                            <m:sty m:val="p"/>
-                          </m:rPr>
-                          <m:t>−</m:t>
-                        </m:r>
-                        <m:r>
-                          <m:t>1</m:t>
-                        </m:r>
-                      </m:e>
-                    </m:d>
+                    <m:r>
+                      <m:rPr>
+                        <m:sty m:val="p"/>
+                      </m:rPr>
+                      <m:t>)</m:t>
+                    </m:r>
                   </m:e>
                   <m:sup>
                     <m:r>
@@ -8450,59 +8580,63 @@
                   </m:rPr>
                   <m:t>det</m:t>
                 </m:r>
-                <m:d>
-                  <m:dPr>
-                    <m:begChr m:val="("/>
-                    <m:sepChr m:val=""/>
-                    <m:endChr m:val=")"/>
-                    <m:grow/>
-                  </m:dPr>
-                  <m:e>
-                    <m:sSub>
-                      <m:e>
-                        <m:r>
-                          <m:t>M</m:t>
-                        </m:r>
-                      </m:e>
-                      <m:sub>
-                        <m:r>
-                          <m:t>32</m:t>
-                        </m:r>
-                      </m:sub>
-                    </m:sSub>
-                  </m:e>
-                </m:d>
-                <m:r>
-                  <m:rPr>
-                    <m:sty m:val="p"/>
-                  </m:rPr>
-                  <m:t>=</m:t>
-                </m:r>
-                <m:r>
-                  <m:rPr>
-                    <m:sty m:val="p"/>
-                  </m:rPr>
-                  <m:t>−</m:t>
-                </m:r>
-                <m:d>
-                  <m:dPr>
-                    <m:begChr m:val="("/>
-                    <m:sepChr m:val=""/>
-                    <m:endChr m:val=")"/>
-                    <m:grow/>
-                  </m:dPr>
+                <m:r>
+                  <m:rPr>
+                    <m:sty m:val="p"/>
+                  </m:rPr>
+                  <m:t>(</m:t>
+                </m:r>
+                <m:sSub>
                   <m:e>
                     <m:r>
-                      <m:rPr>
-                        <m:sty m:val="p"/>
-                      </m:rPr>
-                      <m:t>−</m:t>
-                    </m:r>
-                    <m:r>
-                      <m:t>30</m:t>
+                      <m:t>M</m:t>
                     </m:r>
                   </m:e>
-                </m:d>
+                  <m:sub>
+                    <m:r>
+                      <m:t>32</m:t>
+                    </m:r>
+                  </m:sub>
+                </m:sSub>
+                <m:r>
+                  <m:rPr>
+                    <m:sty m:val="p"/>
+                  </m:rPr>
+                  <m:t>)</m:t>
+                </m:r>
+                <m:r>
+                  <m:rPr>
+                    <m:sty m:val="p"/>
+                  </m:rPr>
+                  <m:t>=</m:t>
+                </m:r>
+                <m:r>
+                  <m:rPr>
+                    <m:sty m:val="p"/>
+                  </m:rPr>
+                  <m:t>−</m:t>
+                </m:r>
+                <m:r>
+                  <m:rPr>
+                    <m:sty m:val="p"/>
+                  </m:rPr>
+                  <m:t>(</m:t>
+                </m:r>
+                <m:r>
+                  <m:rPr>
+                    <m:sty m:val="p"/>
+                  </m:rPr>
+                  <m:t>−</m:t>
+                </m:r>
+                <m:r>
+                  <m:t>30</m:t>
+                </m:r>
+                <m:r>
+                  <m:rPr>
+                    <m:sty m:val="p"/>
+                  </m:rPr>
+                  <m:t>)</m:t>
+                </m:r>
                 <m:r>
                   <m:rPr>
                     <m:sty m:val="p"/>
@@ -8530,19 +8664,21 @@
                   </m:rPr>
                   <m:t>det</m:t>
                 </m:r>
-                <m:d>
-                  <m:dPr>
-                    <m:begChr m:val="("/>
-                    <m:sepChr m:val=""/>
-                    <m:endChr m:val=")"/>
-                    <m:grow/>
-                  </m:dPr>
-                  <m:e>
-                    <m:r>
-                      <m:t>A</m:t>
-                    </m:r>
-                  </m:e>
-                </m:d>
+                <m:r>
+                  <m:rPr>
+                    <m:sty m:val="p"/>
+                  </m:rPr>
+                  <m:t>(</m:t>
+                </m:r>
+                <m:r>
+                  <m:t>A</m:t>
+                </m:r>
+                <m:r>
+                  <m:rPr>
+                    <m:sty m:val="p"/>
+                  </m:rPr>
+                  <m:t>)</m:t>
+                </m:r>
                 <m:r>
                   <m:rPr>
                     <m:sty m:val="p"/>
@@ -8647,19 +8783,21 @@
                   </m:rPr>
                   <m:t>det</m:t>
                 </m:r>
-                <m:d>
-                  <m:dPr>
-                    <m:begChr m:val="("/>
-                    <m:sepChr m:val=""/>
-                    <m:endChr m:val=")"/>
-                    <m:grow/>
-                  </m:dPr>
-                  <m:e>
-                    <m:r>
-                      <m:t>A</m:t>
-                    </m:r>
-                  </m:e>
-                </m:d>
+                <m:r>
+                  <m:rPr>
+                    <m:sty m:val="p"/>
+                  </m:rPr>
+                  <m:t>(</m:t>
+                </m:r>
+                <m:r>
+                  <m:t>A</m:t>
+                </m:r>
+                <m:r>
+                  <m:rPr>
+                    <m:sty m:val="p"/>
+                  </m:rPr>
+                  <m:t>)</m:t>
+                </m:r>
                 <m:r>
                   <m:rPr>
                     <m:sty m:val="p"/>
@@ -8676,10 +8814,10 @@
         </w:tc>
       </w:tr>
     </w:tbl>
-    <w:bookmarkEnd w:id="51"/>
-    <w:bookmarkEnd w:id="52"/>
-    <w:bookmarkEnd w:id="53"/>
-    <w:bookmarkStart w:id="64" w:name="triangular-or-diagonal-matrices"/>
+    <w:bookmarkEnd w:id="40"/>
+    <w:bookmarkEnd w:id="41"/>
+    <w:bookmarkEnd w:id="42"/>
+    <w:bookmarkStart w:id="53" w:name="triangular-or-diagonal-matrices"/>
     <w:p>
       <w:pPr>
         <w:pStyle w:val="Heading1"/>
@@ -9417,110 +9555,120 @@
             </m:rPr>
             <m:t>det</m:t>
           </m:r>
-          <m:d>
-            <m:dPr>
-              <m:begChr m:val="("/>
-              <m:sepChr m:val=""/>
-              <m:endChr m:val=")"/>
-              <m:grow/>
-            </m:dPr>
-            <m:e>
-              <m:r>
-                <m:t>A</m:t>
-              </m:r>
-            </m:e>
-          </m:d>
+          <m:r>
+            <m:rPr>
+              <m:sty m:val="p"/>
+            </m:rPr>
+            <m:t>(</m:t>
+          </m:r>
+          <m:r>
+            <m:t>A</m:t>
+          </m:r>
+          <m:r>
+            <m:rPr>
+              <m:sty m:val="p"/>
+            </m:rPr>
+            <m:t>)</m:t>
+          </m:r>
           <m:r>
             <m:rPr>
               <m:sty m:val="p"/>
             </m:rPr>
             <m:t>=</m:t>
           </m:r>
-          <m:d>
-            <m:dPr>
-              <m:begChr m:val="("/>
-              <m:sepChr m:val=""/>
-              <m:endChr m:val=")"/>
-              <m:grow/>
-            </m:dPr>
+          <m:r>
+            <m:rPr>
+              <m:sty m:val="p"/>
+            </m:rPr>
+            <m:t>(</m:t>
+          </m:r>
+          <m:sSub>
             <m:e>
-              <m:sSub>
-                <m:e>
-                  <m:r>
-                    <m:t>a</m:t>
-                  </m:r>
-                </m:e>
-                <m:sub>
-                  <m:r>
-                    <m:t>11</m:t>
-                  </m:r>
-                </m:sub>
-              </m:sSub>
+              <m:r>
+                <m:t>a</m:t>
+              </m:r>
             </m:e>
-          </m:d>
-          <m:d>
-            <m:dPr>
-              <m:begChr m:val="("/>
-              <m:sepChr m:val=""/>
-              <m:endChr m:val=")"/>
-              <m:grow/>
-            </m:dPr>
+            <m:sub>
+              <m:r>
+                <m:t>11</m:t>
+              </m:r>
+            </m:sub>
+          </m:sSub>
+          <m:r>
+            <m:rPr>
+              <m:sty m:val="p"/>
+            </m:rPr>
+            <m:t>)</m:t>
+          </m:r>
+          <m:r>
+            <m:rPr>
+              <m:sty m:val="p"/>
+            </m:rPr>
+            <m:t>(</m:t>
+          </m:r>
+          <m:sSub>
             <m:e>
-              <m:sSub>
-                <m:e>
-                  <m:r>
-                    <m:t>a</m:t>
-                  </m:r>
-                </m:e>
-                <m:sub>
-                  <m:r>
-                    <m:t>22</m:t>
-                  </m:r>
-                </m:sub>
-              </m:sSub>
+              <m:r>
+                <m:t>a</m:t>
+              </m:r>
             </m:e>
-          </m:d>
-          <m:d>
-            <m:dPr>
-              <m:begChr m:val="("/>
-              <m:sepChr m:val=""/>
-              <m:endChr m:val=")"/>
-              <m:grow/>
-            </m:dPr>
+            <m:sub>
+              <m:r>
+                <m:t>22</m:t>
+              </m:r>
+            </m:sub>
+          </m:sSub>
+          <m:r>
+            <m:rPr>
+              <m:sty m:val="p"/>
+            </m:rPr>
+            <m:t>)</m:t>
+          </m:r>
+          <m:r>
+            <m:rPr>
+              <m:sty m:val="p"/>
+            </m:rPr>
+            <m:t>(</m:t>
+          </m:r>
+          <m:r>
+            <m:rPr>
+              <m:sty m:val="p"/>
+            </m:rPr>
+            <m:t>…</m:t>
+          </m:r>
+          <m:r>
+            <m:rPr>
+              <m:sty m:val="p"/>
+            </m:rPr>
+            <m:t>)</m:t>
+          </m:r>
+          <m:r>
+            <m:rPr>
+              <m:sty m:val="p"/>
+            </m:rPr>
+            <m:t>(</m:t>
+          </m:r>
+          <m:sSub>
             <m:e>
               <m:r>
-                <m:rPr>
-                  <m:sty m:val="p"/>
-                </m:rPr>
-                <m:t>…</m:t>
+                <m:t>a</m:t>
               </m:r>
             </m:e>
-          </m:d>
-          <m:d>
-            <m:dPr>
-              <m:begChr m:val="("/>
-              <m:sepChr m:val=""/>
-              <m:endChr m:val=")"/>
-              <m:grow/>
-            </m:dPr>
-            <m:e>
-              <m:sSub>
-                <m:e>
-                  <m:r>
-                    <m:t>a</m:t>
-                  </m:r>
-                </m:e>
-                <m:sub>
-                  <m:r>
-                    <m:t>n</m:t>
-                  </m:r>
-                  <m:r>
-                    <m:t>n</m:t>
-                  </m:r>
-                </m:sub>
-              </m:sSub>
-            </m:e>
-          </m:d>
+            <m:sub>
+              <m:r>
+                <m:t>n</m:t>
+              </m:r>
+              <m:r>
+                <m:t>n</m:t>
+              </m:r>
+            </m:sub>
+          </m:sSub>
+          <m:r>
+            <m:rPr>
+              <m:sty m:val="p"/>
+            </m:rPr>
+            <m:t>)</m:t>
+          </m:r>
         </m:oMath>
       </m:oMathPara>
     </w:p>
@@ -9564,18 +9712,18 @@
                 <wp:inline>
                   <wp:extent cx="152400" cy="152400"/>
                   <wp:effectExtent b="0" l="0" r="0" t="0"/>
-                  <wp:docPr descr="" title="" id="54" name="Picture"/>
+                  <wp:docPr descr="" title="" id="43" name="Picture"/>
                   <a:graphic>
                     <a:graphicData uri="http://schemas.openxmlformats.org/drawingml/2006/picture">
                       <pic:pic>
                         <pic:nvPicPr>
-                          <pic:cNvPr descr="/Applications/quarto/share/formats/docx/note.png" id="55" name="Picture"/>
+                          <pic:cNvPr descr="/Applications/quarto/share/formats/docx/note.png" id="44" name="Picture"/>
                           <pic:cNvPicPr>
                             <a:picLocks noChangeArrowheads="1" noChangeAspect="1"/>
                           </pic:cNvPicPr>
                         </pic:nvPicPr>
                         <pic:blipFill>
-                          <a:blip r:embed="rId24"/>
+                          <a:blip r:embed="rId13"/>
                           <a:stretch>
                             <a:fillRect/>
                           </a:stretch>
@@ -9764,19 +9912,21 @@
                   </m:rPr>
                   <m:t>det</m:t>
                 </m:r>
-                <m:d>
-                  <m:dPr>
-                    <m:begChr m:val="("/>
-                    <m:sepChr m:val=""/>
-                    <m:endChr m:val=")"/>
-                    <m:grow/>
-                  </m:dPr>
-                  <m:e>
-                    <m:r>
-                      <m:t>A</m:t>
-                    </m:r>
-                  </m:e>
-                </m:d>
+                <m:r>
+                  <m:rPr>
+                    <m:sty m:val="p"/>
+                  </m:rPr>
+                  <m:t>(</m:t>
+                </m:r>
+                <m:r>
+                  <m:t>A</m:t>
+                </m:r>
+                <m:r>
+                  <m:rPr>
+                    <m:sty m:val="p"/>
+                  </m:rPr>
+                  <m:t>)</m:t>
+                </m:r>
                 <m:r>
                   <m:rPr>
                     <m:sty m:val="p"/>
@@ -9792,25 +9942,27 @@
                   </m:rPr>
                   <m:t>⋅</m:t>
                 </m:r>
-                <m:d>
-                  <m:dPr>
-                    <m:begChr m:val="("/>
-                    <m:sepChr m:val=""/>
-                    <m:endChr m:val=")"/>
-                    <m:grow/>
-                  </m:dPr>
-                  <m:e>
-                    <m:r>
-                      <m:rPr>
-                        <m:sty m:val="p"/>
-                      </m:rPr>
-                      <m:t>−</m:t>
-                    </m:r>
-                    <m:r>
-                      <m:t>4</m:t>
-                    </m:r>
-                  </m:e>
-                </m:d>
+                <m:r>
+                  <m:rPr>
+                    <m:sty m:val="p"/>
+                  </m:rPr>
+                  <m:t>(</m:t>
+                </m:r>
+                <m:r>
+                  <m:rPr>
+                    <m:sty m:val="p"/>
+                  </m:rPr>
+                  <m:t>−</m:t>
+                </m:r>
+                <m:r>
+                  <m:t>4</m:t>
+                </m:r>
+                <m:r>
+                  <m:rPr>
+                    <m:sty m:val="p"/>
+                  </m:rPr>
+                  <m:t>)</m:t>
+                </m:r>
                 <m:r>
                   <m:rPr>
                     <m:sty m:val="p"/>
@@ -9890,18 +10042,18 @@
                 <wp:inline>
                   <wp:extent cx="152400" cy="152400"/>
                   <wp:effectExtent b="0" l="0" r="0" t="0"/>
-                  <wp:docPr descr="" title="" id="56" name="Picture"/>
+                  <wp:docPr descr="" title="" id="45" name="Picture"/>
                   <a:graphic>
                     <a:graphicData uri="http://schemas.openxmlformats.org/drawingml/2006/picture">
                       <pic:pic>
                         <pic:nvPicPr>
-                          <pic:cNvPr descr="/Applications/quarto/share/formats/docx/tip.png" id="57" name="Picture"/>
+                          <pic:cNvPr descr="/Applications/quarto/share/formats/docx/tip.png" id="46" name="Picture"/>
                           <pic:cNvPicPr>
                             <a:picLocks noChangeArrowheads="1" noChangeAspect="1"/>
                           </pic:cNvPicPr>
                         </pic:nvPicPr>
                         <pic:blipFill>
-                          <a:blip r:embed="rId33"/>
+                          <a:blip r:embed="rId22"/>
                           <a:stretch>
                             <a:fillRect/>
                           </a:stretch>
@@ -10299,18 +10451,18 @@
                 <wp:inline>
                   <wp:extent cx="152400" cy="152400"/>
                   <wp:effectExtent b="0" l="0" r="0" t="0"/>
-                  <wp:docPr descr="" title="" id="58" name="Picture"/>
+                  <wp:docPr descr="" title="" id="47" name="Picture"/>
                   <a:graphic>
                     <a:graphicData uri="http://schemas.openxmlformats.org/drawingml/2006/picture">
                       <pic:pic>
                         <pic:nvPicPr>
-                          <pic:cNvPr descr="/Applications/quarto/share/formats/docx/note.png" id="59" name="Picture"/>
+                          <pic:cNvPr descr="/Applications/quarto/share/formats/docx/note.png" id="48" name="Picture"/>
                           <pic:cNvPicPr>
                             <a:picLocks noChangeArrowheads="1" noChangeAspect="1"/>
                           </pic:cNvPicPr>
                         </pic:nvPicPr>
                         <pic:blipFill>
-                          <a:blip r:embed="rId24"/>
+                          <a:blip r:embed="rId13"/>
                           <a:stretch>
                             <a:fillRect/>
                           </a:stretch>
@@ -10794,7 +10946,7 @@
               </m:oMath>
             </m:oMathPara>
           </w:p>
-          <w:bookmarkStart w:id="60" w:name="step-1-row-swap-for-first-pivot"/>
+          <w:bookmarkStart w:id="49" w:name="step-1-row-swap-for-first-pivot"/>
           <w:p>
             <w:pPr>
               <w:pStyle w:val="Heading3"/>
@@ -11364,8 +11516,8 @@
               <w:t xml:space="preserve">.</w:t>
             </w:r>
           </w:p>
-          <w:bookmarkEnd w:id="60"/>
-          <w:bookmarkStart w:id="61" w:name="step-2-row-operation-to-zero-below-pivot"/>
+          <w:bookmarkEnd w:id="49"/>
+          <w:bookmarkStart w:id="50" w:name="step-2-row-operation-to-zero-below-pivot"/>
           <w:p>
             <w:pPr>
               <w:pStyle w:val="Heading3"/>
@@ -11780,8 +11932,8 @@
               <w:t xml:space="preserve">the determinant.</w:t>
             </w:r>
           </w:p>
-          <w:bookmarkEnd w:id="61"/>
-          <w:bookmarkStart w:id="62" w:name="step-3-upper-triangular-form"/>
+          <w:bookmarkEnd w:id="50"/>
+          <w:bookmarkStart w:id="51" w:name="step-3-upper-triangular-form"/>
           <w:p>
             <w:pPr>
               <w:pStyle w:val="Heading3"/>
@@ -12239,8 +12391,8 @@
               </m:oMath>
             </m:oMathPara>
           </w:p>
-          <w:bookmarkEnd w:id="62"/>
-          <w:bookmarkStart w:id="63" w:name="step-4-determinant"/>
+          <w:bookmarkEnd w:id="51"/>
+          <w:bookmarkStart w:id="52" w:name="step-4-determinant"/>
           <w:p>
             <w:pPr>
               <w:pStyle w:val="Heading3"/>
@@ -12413,19 +12565,21 @@
                 </m:rPr>
                 <m:t>det</m:t>
               </m:r>
-              <m:d>
-                <m:dPr>
-                  <m:begChr m:val="("/>
-                  <m:sepChr m:val=""/>
-                  <m:endChr m:val=")"/>
-                  <m:grow/>
-                </m:dPr>
-                <m:e>
-                  <m:r>
-                    <m:t>A</m:t>
-                  </m:r>
-                </m:e>
-              </m:d>
+              <m:r>
+                <m:rPr>
+                  <m:sty m:val="p"/>
+                </m:rPr>
+                <m:t>(</m:t>
+              </m:r>
+              <m:r>
+                <m:t>A</m:t>
+              </m:r>
+              <m:r>
+                <m:rPr>
+                  <m:sty m:val="p"/>
+                </m:rPr>
+                <m:t>)</m:t>
+              </m:r>
               <m:r>
                 <m:rPr>
                   <m:sty m:val="p"/>
@@ -12486,9 +12640,9 @@
         </w:tc>
       </w:tr>
     </w:tbl>
-    <w:bookmarkEnd w:id="63"/>
-    <w:bookmarkEnd w:id="64"/>
-    <w:bookmarkStart w:id="65" w:name="properties-and-rules-of-determinants"/>
+    <w:bookmarkEnd w:id="52"/>
+    <w:bookmarkEnd w:id="53"/>
+    <w:bookmarkStart w:id="54" w:name="properties-and-rules-of-determinants"/>
     <w:p>
       <w:pPr>
         <w:pStyle w:val="Heading1"/>
@@ -12577,28 +12731,30 @@
             </m:rPr>
             <m:t>det</m:t>
           </m:r>
-          <m:d>
-            <m:dPr>
-              <m:begChr m:val="("/>
-              <m:sepChr m:val=""/>
-              <m:endChr m:val=")"/>
-              <m:grow/>
-            </m:dPr>
+          <m:r>
+            <m:rPr>
+              <m:sty m:val="p"/>
+            </m:rPr>
+            <m:t>(</m:t>
+          </m:r>
+          <m:sSup>
             <m:e>
-              <m:sSup>
-                <m:e>
-                  <m:r>
-                    <m:t>A</m:t>
-                  </m:r>
-                </m:e>
-                <m:sup>
-                  <m:r>
-                    <m:t>T</m:t>
-                  </m:r>
-                </m:sup>
-              </m:sSup>
+              <m:r>
+                <m:t>A</m:t>
+              </m:r>
             </m:e>
-          </m:d>
+            <m:sup>
+              <m:r>
+                <m:t>T</m:t>
+              </m:r>
+            </m:sup>
+          </m:sSup>
+          <m:r>
+            <m:rPr>
+              <m:sty m:val="p"/>
+            </m:rPr>
+            <m:t>)</m:t>
+          </m:r>
           <m:r>
             <m:rPr>
               <m:sty m:val="p"/>
@@ -12611,19 +12767,21 @@
             </m:rPr>
             <m:t>det</m:t>
           </m:r>
-          <m:d>
-            <m:dPr>
-              <m:begChr m:val="("/>
-              <m:sepChr m:val=""/>
-              <m:endChr m:val=")"/>
-              <m:grow/>
-            </m:dPr>
-            <m:e>
-              <m:r>
-                <m:t>A</m:t>
-              </m:r>
-            </m:e>
-          </m:d>
+          <m:r>
+            <m:rPr>
+              <m:sty m:val="p"/>
+            </m:rPr>
+            <m:t>(</m:t>
+          </m:r>
+          <m:r>
+            <m:t>A</m:t>
+          </m:r>
+          <m:r>
+            <m:rPr>
+              <m:sty m:val="p"/>
+            </m:rPr>
+            <m:t>)</m:t>
+          </m:r>
         </m:oMath>
       </m:oMathPara>
     </w:p>
@@ -12658,22 +12816,24 @@
             </m:rPr>
             <m:t>det</m:t>
           </m:r>
-          <m:d>
-            <m:dPr>
-              <m:begChr m:val="("/>
-              <m:sepChr m:val=""/>
-              <m:endChr m:val=")"/>
-              <m:grow/>
-            </m:dPr>
-            <m:e>
-              <m:r>
-                <m:t>A</m:t>
-              </m:r>
-              <m:r>
-                <m:t>B</m:t>
-              </m:r>
-            </m:e>
-          </m:d>
+          <m:r>
+            <m:rPr>
+              <m:sty m:val="p"/>
+            </m:rPr>
+            <m:t>(</m:t>
+          </m:r>
+          <m:r>
+            <m:t>A</m:t>
+          </m:r>
+          <m:r>
+            <m:t>B</m:t>
+          </m:r>
+          <m:r>
+            <m:rPr>
+              <m:sty m:val="p"/>
+            </m:rPr>
+            <m:t>)</m:t>
+          </m:r>
           <m:r>
             <m:rPr>
               <m:sty m:val="p"/>
@@ -12686,19 +12846,21 @@
             </m:rPr>
             <m:t>det</m:t>
           </m:r>
-          <m:d>
-            <m:dPr>
-              <m:begChr m:val="("/>
-              <m:sepChr m:val=""/>
-              <m:endChr m:val=")"/>
-              <m:grow/>
-            </m:dPr>
-            <m:e>
-              <m:r>
-                <m:t>A</m:t>
-              </m:r>
-            </m:e>
-          </m:d>
+          <m:r>
+            <m:rPr>
+              <m:sty m:val="p"/>
+            </m:rPr>
+            <m:t>(</m:t>
+          </m:r>
+          <m:r>
+            <m:t>A</m:t>
+          </m:r>
+          <m:r>
+            <m:rPr>
+              <m:sty m:val="p"/>
+            </m:rPr>
+            <m:t>)</m:t>
+          </m:r>
           <m:r>
             <m:rPr>
               <m:sty m:val="p"/>
@@ -12711,19 +12873,21 @@
             </m:rPr>
             <m:t>det</m:t>
           </m:r>
-          <m:d>
-            <m:dPr>
-              <m:begChr m:val="("/>
-              <m:sepChr m:val=""/>
-              <m:endChr m:val=")"/>
-              <m:grow/>
-            </m:dPr>
-            <m:e>
-              <m:r>
-                <m:t>B</m:t>
-              </m:r>
-            </m:e>
-          </m:d>
+          <m:r>
+            <m:rPr>
+              <m:sty m:val="p"/>
+            </m:rPr>
+            <m:t>(</m:t>
+          </m:r>
+          <m:r>
+            <m:t>B</m:t>
+          </m:r>
+          <m:r>
+            <m:rPr>
+              <m:sty m:val="p"/>
+            </m:rPr>
+            <m:t>)</m:t>
+          </m:r>
         </m:oMath>
       </m:oMathPara>
     </w:p>
@@ -12879,28 +13043,30 @@
             </m:rPr>
             <m:t>det</m:t>
           </m:r>
-          <m:d>
-            <m:dPr>
-              <m:begChr m:val="("/>
-              <m:sepChr m:val=""/>
-              <m:endChr m:val=")"/>
-              <m:grow/>
-            </m:dPr>
+          <m:r>
+            <m:rPr>
+              <m:sty m:val="p"/>
+            </m:rPr>
+            <m:t>(</m:t>
+          </m:r>
+          <m:sSub>
             <m:e>
-              <m:sSub>
-                <m:e>
-                  <m:r>
-                    <m:t>I</m:t>
-                  </m:r>
-                </m:e>
-                <m:sub>
-                  <m:r>
-                    <m:t>n</m:t>
-                  </m:r>
-                </m:sub>
-              </m:sSub>
+              <m:r>
+                <m:t>I</m:t>
+              </m:r>
             </m:e>
-          </m:d>
+            <m:sub>
+              <m:r>
+                <m:t>n</m:t>
+              </m:r>
+            </m:sub>
+          </m:sSub>
+          <m:r>
+            <m:rPr>
+              <m:sty m:val="p"/>
+            </m:rPr>
+            <m:t>)</m:t>
+          </m:r>
           <m:r>
             <m:rPr>
               <m:sty m:val="p"/>
@@ -12943,19 +13109,21 @@
             </m:rPr>
             <m:t>det</m:t>
           </m:r>
-          <m:d>
-            <m:dPr>
-              <m:begChr m:val="("/>
-              <m:sepChr m:val=""/>
-              <m:endChr m:val=")"/>
-              <m:grow/>
-            </m:dPr>
-            <m:e>
-              <m:r>
-                <m:t>A</m:t>
-              </m:r>
-            </m:e>
-          </m:d>
+          <m:r>
+            <m:rPr>
+              <m:sty m:val="p"/>
+            </m:rPr>
+            <m:t>(</m:t>
+          </m:r>
+          <m:r>
+            <m:t>A</m:t>
+          </m:r>
+          <m:r>
+            <m:rPr>
+              <m:sty m:val="p"/>
+            </m:rPr>
+            <m:t>)</m:t>
+          </m:r>
           <m:r>
             <m:rPr>
               <m:sty m:val="p"/>
@@ -13011,19 +13179,21 @@
         <m:r>
           <m:t>t</m:t>
         </m:r>
-        <m:d>
-          <m:dPr>
-            <m:begChr m:val="("/>
-            <m:sepChr m:val=""/>
-            <m:endChr m:val=")"/>
-            <m:grow/>
-          </m:dPr>
-          <m:e>
-            <m:r>
-              <m:t>A</m:t>
-            </m:r>
-          </m:e>
-        </m:d>
+        <m:r>
+          <m:rPr>
+            <m:sty m:val="p"/>
+          </m:rPr>
+          <m:t>(</m:t>
+        </m:r>
+        <m:r>
+          <m:t>A</m:t>
+        </m:r>
+        <m:r>
+          <m:rPr>
+            <m:sty m:val="p"/>
+          </m:rPr>
+          <m:t>)</m:t>
+        </m:r>
         <m:r>
           <m:rPr>
             <m:sty m:val="p"/>
@@ -13092,19 +13262,21 @@
         <m:r>
           <m:t>t</m:t>
         </m:r>
-        <m:d>
-          <m:dPr>
-            <m:begChr m:val="("/>
-            <m:sepChr m:val=""/>
-            <m:endChr m:val=")"/>
-            <m:grow/>
-          </m:dPr>
-          <m:e>
-            <m:r>
-              <m:t>A</m:t>
-            </m:r>
-          </m:e>
-        </m:d>
+        <m:r>
+          <m:rPr>
+            <m:sty m:val="p"/>
+          </m:rPr>
+          <m:t>(</m:t>
+        </m:r>
+        <m:r>
+          <m:t>A</m:t>
+        </m:r>
+        <m:r>
+          <m:rPr>
+            <m:sty m:val="p"/>
+          </m:rPr>
+          <m:t>)</m:t>
+        </m:r>
         <m:r>
           <m:rPr>
             <m:sty m:val="p"/>
@@ -13185,22 +13357,24 @@
             </m:rPr>
             <m:t>det</m:t>
           </m:r>
-          <m:d>
-            <m:dPr>
-              <m:begChr m:val="("/>
-              <m:sepChr m:val=""/>
-              <m:endChr m:val=")"/>
-              <m:grow/>
-            </m:dPr>
-            <m:e>
-              <m:r>
-                <m:t>k</m:t>
-              </m:r>
-              <m:r>
-                <m:t>A</m:t>
-              </m:r>
-            </m:e>
-          </m:d>
+          <m:r>
+            <m:rPr>
+              <m:sty m:val="p"/>
+            </m:rPr>
+            <m:t>(</m:t>
+          </m:r>
+          <m:r>
+            <m:t>k</m:t>
+          </m:r>
+          <m:r>
+            <m:t>A</m:t>
+          </m:r>
+          <m:r>
+            <m:rPr>
+              <m:sty m:val="p"/>
+            </m:rPr>
+            <m:t>)</m:t>
+          </m:r>
           <m:r>
             <m:rPr>
               <m:sty m:val="p"/>
@@ -13225,19 +13399,21 @@
             </m:rPr>
             <m:t>det</m:t>
           </m:r>
-          <m:d>
-            <m:dPr>
-              <m:begChr m:val="("/>
-              <m:sepChr m:val=""/>
-              <m:endChr m:val=")"/>
-              <m:grow/>
-            </m:dPr>
-            <m:e>
-              <m:r>
-                <m:t>A</m:t>
-              </m:r>
-            </m:e>
-          </m:d>
+          <m:r>
+            <m:rPr>
+              <m:sty m:val="p"/>
+            </m:rPr>
+            <m:t>(</m:t>
+          </m:r>
+          <m:r>
+            <m:t>A</m:t>
+          </m:r>
+          <m:r>
+            <m:rPr>
+              <m:sty m:val="p"/>
+            </m:rPr>
+            <m:t>)</m:t>
+          </m:r>
           <m:r>
             <m:t> </m:t>
           </m:r>
@@ -13303,34 +13479,36 @@
             </m:rPr>
             <m:t>det</m:t>
           </m:r>
-          <m:d>
-            <m:dPr>
-              <m:begChr m:val="("/>
-              <m:sepChr m:val=""/>
-              <m:endChr m:val=")"/>
-              <m:grow/>
-            </m:dPr>
+          <m:r>
+            <m:rPr>
+              <m:sty m:val="p"/>
+            </m:rPr>
+            <m:t>(</m:t>
+          </m:r>
+          <m:sSup>
             <m:e>
-              <m:sSup>
-                <m:e>
-                  <m:r>
-                    <m:t>A</m:t>
-                  </m:r>
-                </m:e>
-                <m:sup>
-                  <m:r>
-                    <m:rPr>
-                      <m:sty m:val="p"/>
-                    </m:rPr>
-                    <m:t>−</m:t>
-                  </m:r>
-                  <m:r>
-                    <m:t>1</m:t>
-                  </m:r>
-                </m:sup>
-              </m:sSup>
+              <m:r>
+                <m:t>A</m:t>
+              </m:r>
             </m:e>
-          </m:d>
+            <m:sup>
+              <m:r>
+                <m:rPr>
+                  <m:sty m:val="p"/>
+                </m:rPr>
+                <m:t>−</m:t>
+              </m:r>
+              <m:r>
+                <m:t>1</m:t>
+              </m:r>
+            </m:sup>
+          </m:sSup>
+          <m:r>
+            <m:rPr>
+              <m:sty m:val="p"/>
+            </m:rPr>
+            <m:t>)</m:t>
+          </m:r>
           <m:r>
             <m:rPr>
               <m:sty m:val="p"/>
@@ -13353,19 +13531,21 @@
                 </m:rPr>
                 <m:t>det</m:t>
               </m:r>
-              <m:d>
-                <m:dPr>
-                  <m:begChr m:val="("/>
-                  <m:sepChr m:val=""/>
-                  <m:endChr m:val=")"/>
-                  <m:grow/>
-                </m:dPr>
-                <m:e>
-                  <m:r>
-                    <m:t>A</m:t>
-                  </m:r>
-                </m:e>
-              </m:d>
+              <m:r>
+                <m:rPr>
+                  <m:sty m:val="p"/>
+                </m:rPr>
+                <m:t>(</m:t>
+              </m:r>
+              <m:r>
+                <m:t>A</m:t>
+              </m:r>
+              <m:r>
+                <m:rPr>
+                  <m:sty m:val="p"/>
+                </m:rPr>
+                <m:t>)</m:t>
+              </m:r>
             </m:den>
           </m:f>
           <m:r>
@@ -13490,42 +13670,44 @@
             </m:rPr>
             <m:t>det</m:t>
           </m:r>
-          <m:d>
-            <m:dPr>
-              <m:begChr m:val="("/>
-              <m:sepChr m:val=""/>
-              <m:endChr m:val=")"/>
-              <m:grow/>
-            </m:dPr>
-            <m:e>
-              <m:r>
-                <m:rPr>
-                  <m:nor/>
-                  <m:sty m:val="p"/>
-                </m:rPr>
-                <m:t>row </m:t>
-              </m:r>
-              <m:r>
-                <m:t>i</m:t>
-              </m:r>
-              <m:r>
-                <m:rPr>
-                  <m:sty m:val="p"/>
-                </m:rPr>
-                <m:t>+</m:t>
-              </m:r>
-              <m:r>
-                <m:rPr>
-                  <m:nor/>
-                  <m:sty m:val="p"/>
-                </m:rPr>
-                <m:t>row </m:t>
-              </m:r>
-              <m:r>
-                <m:t>j</m:t>
-              </m:r>
-            </m:e>
-          </m:d>
+          <m:r>
+            <m:rPr>
+              <m:sty m:val="p"/>
+            </m:rPr>
+            <m:t>(</m:t>
+          </m:r>
+          <m:r>
+            <m:rPr>
+              <m:nor/>
+              <m:sty m:val="p"/>
+            </m:rPr>
+            <m:t>row </m:t>
+          </m:r>
+          <m:r>
+            <m:t>i</m:t>
+          </m:r>
+          <m:r>
+            <m:rPr>
+              <m:sty m:val="p"/>
+            </m:rPr>
+            <m:t>+</m:t>
+          </m:r>
+          <m:r>
+            <m:rPr>
+              <m:nor/>
+              <m:sty m:val="p"/>
+            </m:rPr>
+            <m:t>row </m:t>
+          </m:r>
+          <m:r>
+            <m:t>j</m:t>
+          </m:r>
+          <m:r>
+            <m:rPr>
+              <m:sty m:val="p"/>
+            </m:rPr>
+            <m:t>)</m:t>
+          </m:r>
           <m:r>
             <m:rPr>
               <m:sty m:val="p"/>
@@ -13538,26 +13720,28 @@
             </m:rPr>
             <m:t>det</m:t>
           </m:r>
-          <m:d>
-            <m:dPr>
-              <m:begChr m:val="("/>
-              <m:sepChr m:val=""/>
-              <m:endChr m:val=")"/>
-              <m:grow/>
-            </m:dPr>
-            <m:e>
-              <m:r>
-                <m:rPr>
-                  <m:nor/>
-                  <m:sty m:val="p"/>
-                </m:rPr>
-                <m:t>row </m:t>
-              </m:r>
-              <m:r>
-                <m:t>i</m:t>
-              </m:r>
-            </m:e>
-          </m:d>
+          <m:r>
+            <m:rPr>
+              <m:sty m:val="p"/>
+            </m:rPr>
+            <m:t>(</m:t>
+          </m:r>
+          <m:r>
+            <m:rPr>
+              <m:nor/>
+              <m:sty m:val="p"/>
+            </m:rPr>
+            <m:t>row </m:t>
+          </m:r>
+          <m:r>
+            <m:t>i</m:t>
+          </m:r>
+          <m:r>
+            <m:rPr>
+              <m:sty m:val="p"/>
+            </m:rPr>
+            <m:t>)</m:t>
+          </m:r>
           <m:r>
             <m:rPr>
               <m:sty m:val="p"/>
@@ -13570,26 +13754,28 @@
             </m:rPr>
             <m:t>det</m:t>
           </m:r>
-          <m:d>
-            <m:dPr>
-              <m:begChr m:val="("/>
-              <m:sepChr m:val=""/>
-              <m:endChr m:val=")"/>
-              <m:grow/>
-            </m:dPr>
-            <m:e>
-              <m:r>
-                <m:rPr>
-                  <m:nor/>
-                  <m:sty m:val="p"/>
-                </m:rPr>
-                <m:t>row </m:t>
-              </m:r>
-              <m:r>
-                <m:t>j</m:t>
-              </m:r>
-            </m:e>
-          </m:d>
+          <m:r>
+            <m:rPr>
+              <m:sty m:val="p"/>
+            </m:rPr>
+            <m:t>(</m:t>
+          </m:r>
+          <m:r>
+            <m:rPr>
+              <m:nor/>
+              <m:sty m:val="p"/>
+            </m:rPr>
+            <m:t>row </m:t>
+          </m:r>
+          <m:r>
+            <m:t>j</m:t>
+          </m:r>
+          <m:r>
+            <m:rPr>
+              <m:sty m:val="p"/>
+            </m:rPr>
+            <m:t>)</m:t>
+          </m:r>
         </m:oMath>
       </m:oMathPara>
     </w:p>
@@ -13601,8 +13787,8 @@
         <w:t xml:space="preserve">These properties are extremely useful for simplifying determinant calculations, checking invertibility, and understanding the behaviour of matrices in linear transformations.</w:t>
       </w:r>
     </w:p>
-    <w:bookmarkEnd w:id="65"/>
-    <w:bookmarkStart w:id="66" w:name="quick-check-problems"/>
+    <w:bookmarkEnd w:id="54"/>
+    <w:bookmarkStart w:id="55" w:name="quick-check-problems"/>
     <w:p>
       <w:pPr>
         <w:pStyle w:val="Heading1"/>
@@ -14344,19 +14530,21 @@
         <m:r>
           <m:t>t</m:t>
         </m:r>
-        <m:d>
-          <m:dPr>
-            <m:begChr m:val="("/>
-            <m:sepChr m:val=""/>
-            <m:endChr m:val=")"/>
-            <m:grow/>
-          </m:dPr>
-          <m:e>
-            <m:r>
-              <m:t>B</m:t>
-            </m:r>
-          </m:e>
-        </m:d>
+        <m:r>
+          <m:rPr>
+            <m:sty m:val="p"/>
+          </m:rPr>
+          <m:t>(</m:t>
+        </m:r>
+        <m:r>
+          <m:t>B</m:t>
+        </m:r>
+        <m:r>
+          <m:rPr>
+            <m:sty m:val="p"/>
+          </m:rPr>
+          <m:t>)</m:t>
+        </m:r>
       </m:oMath>
       <w:r>
         <w:t xml:space="preserve"> </w:t>
@@ -14496,25 +14684,33 @@
         <m:r>
           <m:t>t</m:t>
         </m:r>
-        <m:d>
-          <m:dPr>
-            <m:begChr m:val="("/>
-            <m:sepChr m:val=""/>
-            <m:endChr m:val=")"/>
-            <m:grow/>
-          </m:dPr>
+        <m:r>
+          <m:rPr>
+            <m:sty m:val="p"/>
+          </m:rPr>
+          <m:t>(</m:t>
+        </m:r>
+        <m:sSup>
           <m:e>
             <m:r>
               <m:t>C</m:t>
             </m:r>
+          </m:e>
+          <m:sup>
             <m:r>
               <m:rPr>
                 <m:sty m:val="p"/>
               </m:rPr>
               <m:t>′</m:t>
             </m:r>
-          </m:e>
-        </m:d>
+          </m:sup>
+        </m:sSup>
+        <m:r>
+          <m:rPr>
+            <m:sty m:val="p"/>
+          </m:rPr>
+          <m:t>)</m:t>
+        </m:r>
         <m:r>
           <m:rPr>
             <m:sty m:val="p"/>
@@ -14547,19 +14743,21 @@
         <m:r>
           <m:t>t</m:t>
         </m:r>
-        <m:d>
-          <m:dPr>
-            <m:begChr m:val="("/>
-            <m:sepChr m:val=""/>
-            <m:endChr m:val=")"/>
-            <m:grow/>
-          </m:dPr>
-          <m:e>
-            <m:r>
-              <m:t>C</m:t>
-            </m:r>
-          </m:e>
-        </m:d>
+        <m:r>
+          <m:rPr>
+            <m:sty m:val="p"/>
+          </m:rPr>
+          <m:t>(</m:t>
+        </m:r>
+        <m:r>
+          <m:t>C</m:t>
+        </m:r>
+        <m:r>
+          <m:rPr>
+            <m:sty m:val="p"/>
+          </m:rPr>
+          <m:t>)</m:t>
+        </m:r>
       </m:oMath>
       <w:r>
         <w:t xml:space="preserve">?</w:t>
@@ -14602,26 +14800,28 @@
         <m:r>
           <m:t>t</m:t>
         </m:r>
-        <m:d>
-          <m:dPr>
-            <m:begChr m:val="("/>
-            <m:sepChr m:val=""/>
-            <m:endChr m:val=")"/>
-            <m:grow/>
-          </m:dPr>
-          <m:e>
-            <m:r>
-              <m:t>D</m:t>
-            </m:r>
-          </m:e>
-        </m:d>
+        <m:r>
+          <m:rPr>
+            <m:sty m:val="p"/>
+          </m:rPr>
+          <m:t>(</m:t>
+        </m:r>
+        <m:r>
+          <m:t>D</m:t>
+        </m:r>
+        <m:r>
+          <m:rPr>
+            <m:sty m:val="p"/>
+          </m:rPr>
+          <m:t>)</m:t>
+        </m:r>
       </m:oMath>
       <w:r>
         <w:t xml:space="preserve">?</w:t>
       </w:r>
     </w:p>
-    <w:bookmarkEnd w:id="66"/>
-    <w:bookmarkStart w:id="69" w:name="further-reading"/>
+    <w:bookmarkEnd w:id="55"/>
+    <w:bookmarkStart w:id="58" w:name="further-reading"/>
     <w:p>
       <w:pPr>
         <w:pStyle w:val="Heading1"/>
@@ -14638,7 +14838,7 @@
         <w:t xml:space="preserve">For more questions on this topic, please go to [Questions: Determinants].</w:t>
       </w:r>
     </w:p>
-    <w:bookmarkStart w:id="68" w:name="version-history"/>
+    <w:bookmarkStart w:id="57" w:name="version-history"/>
     <w:p>
       <w:pPr>
         <w:pStyle w:val="Heading2"/>
@@ -14665,7 +14865,7 @@
       <w:pPr>
         <w:pStyle w:val="BodyText"/>
       </w:pPr>
-      <w:hyperlink r:id="rId67">
+      <w:hyperlink r:id="rId56">
         <w:r>
           <w:rPr>
             <w:rStyle w:val="Hyperlink"/>
@@ -14686,8 +14886,8 @@
         </w:r>
       </w:hyperlink>
     </w:p>
-    <w:bookmarkEnd w:id="68"/>
-    <w:bookmarkEnd w:id="69"/>
+    <w:bookmarkEnd w:id="57"/>
+    <w:bookmarkEnd w:id="58"/>
     <w:sectPr>
       <w:pgSz w:h="15840" w:w="12240"/>
       <w:pgMar w:bottom="1440" w:footer="720" w:gutter="0" w:header="720" w:left="1440" w:right="1440" w:top="1440"/>
